--- a/students/Alexandr Budarev Goyda(Prorok)/ЛР1. УСТАВ И КОНЦЕПЦИЯ ПРОЕКТА TNT.docx
+++ b/students/Alexandr Budarev Goyda(Prorok)/ЛР1. УСТАВ И КОНЦЕПЦИЯ ПРОЕКТА TNT.docx
@@ -342,13 +342,7 @@
         <w:rPr>
           <w:i w:val="0"/>
         </w:rPr>
-        <w:t>Заполнить документы «Уст</w:t>
-      </w:r>
-      <w:r>
-        <w:rPr>
-          <w:i w:val="0"/>
-        </w:rPr>
-        <w:t xml:space="preserve">ав проекта» и «Концепция проекта» в соответствии с выданным преподавателем техническим заданием. Шаблоны документов выложены </w:t>
+        <w:t xml:space="preserve">Заполнить документы «Устав проекта» и «Концепция проекта» в соответствии с выданным преподавателем техническим заданием. Шаблоны документов выложены </w:t>
       </w:r>
       <w:hyperlink r:id="rId7">
         <w:r>
@@ -402,13 +396,7 @@
         <w:rPr>
           <w:i w:val="0"/>
         </w:rPr>
-        <w:t xml:space="preserve"> «1.2_Шаблон - Устав проекта.doc»</w:t>
-      </w:r>
-      <w:r>
-        <w:rPr>
-          <w:i w:val="0"/>
-        </w:rPr>
-        <w:t xml:space="preserve"> и «1.1_Шаблон - Концепция проекта.doc». </w:t>
+        <w:t xml:space="preserve"> «1.2_Шаблон - Устав проекта.doc» и «1.1_Шаблон - Концепция проекта.doc». </w:t>
       </w:r>
     </w:p>
     <w:p>
@@ -432,13 +420,7 @@
         <w:rPr>
           <w:i w:val="0"/>
         </w:rPr>
-        <w:t>Необходимо поочередно заполнить все разделы документов и предоставить преподават</w:t>
-      </w:r>
-      <w:r>
-        <w:rPr>
-          <w:i w:val="0"/>
-        </w:rPr>
-        <w:t xml:space="preserve">елю отчет в распечатанном виде. Отчет должен содержать титульный лист, описание цели работы, задание, а также результат работы – устав и </w:t>
+        <w:t xml:space="preserve">Необходимо поочередно заполнить все разделы документов и предоставить преподавателю отчет в распечатанном виде. Отчет должен содержать титульный лист, описание цели работы, задание, а также результат работы – устав и </w:t>
       </w:r>
       <w:proofErr w:type="spellStart"/>
       <w:r>
@@ -475,13 +457,7 @@
         <w:rPr>
           <w:i w:val="0"/>
         </w:rPr>
-        <w:t xml:space="preserve">Устав проекта – </w:t>
-      </w:r>
-      <w:r>
-        <w:rPr>
-          <w:i w:val="0"/>
-        </w:rPr>
-        <w:t xml:space="preserve">это документ, выпущенный инициатором или спонсором проекта, который формально авторизует существование проекта и предоставляет руководителю проекта полномочия использовать ресурсы организации в операциях проекта, ресурсы организации в операциях проекта. </w:t>
+        <w:t xml:space="preserve">Устав проекта – это документ, выпущенный инициатором или спонсором проекта, который формально авторизует существование проекта и предоставляет руководителю проекта полномочия использовать ресурсы организации в операциях проекта, ресурсы организации в операциях проекта. </w:t>
       </w:r>
     </w:p>
     <w:p>
@@ -495,14 +471,7 @@
           <w:b/>
           <w:i w:val="0"/>
         </w:rPr>
-        <w:t>2</w:t>
-      </w:r>
-      <w:r>
-        <w:rPr>
-          <w:b/>
-          <w:i w:val="0"/>
-        </w:rPr>
-        <w:t xml:space="preserve">.1.1. Алгоритм заполнения устава проекта </w:t>
+        <w:t xml:space="preserve">2.1.1. Алгоритм заполнения устава проекта </w:t>
       </w:r>
     </w:p>
     <w:p>
@@ -535,13 +504,7 @@
         <w:rPr>
           <w:i w:val="0"/>
         </w:rPr>
-        <w:t>1.2. Указать ФИО менеджера проекта полностью (в данной лабораторной работе – это В</w:t>
-      </w:r>
-      <w:r>
-        <w:rPr>
-          <w:i w:val="0"/>
-        </w:rPr>
-        <w:t xml:space="preserve">ы). </w:t>
+        <w:t xml:space="preserve">1.2. Указать ФИО менеджера проекта полностью (в данной лабораторной работе – это Вы). </w:t>
       </w:r>
     </w:p>
     <w:p>
@@ -566,13 +529,7 @@
         <w:rPr>
           <w:i w:val="0"/>
         </w:rPr>
-        <w:t>1.4. В таблице «Версии» для каждой версии устава проекта (не ПО!) указать ее номер, дату создания, желательно сопроводить создание новой версии кратким комментарием, описывающим изменения, содержащиеся в</w:t>
-      </w:r>
-      <w:r>
-        <w:rPr>
-          <w:i w:val="0"/>
-        </w:rPr>
-        <w:t xml:space="preserve"> этой версии. </w:t>
+        <w:t xml:space="preserve">1.4. В таблице «Версии» для каждой версии устава проекта (не ПО!) указать ее номер, дату создания, желательно сопроводить создание новой версии кратким комментарием, описывающим изменения, содержащиеся в этой версии. </w:t>
       </w:r>
     </w:p>
     <w:p>
@@ -632,10 +589,7 @@
         <w:ind w:left="-15" w:right="61" w:firstLine="708"/>
       </w:pPr>
       <w:r>
-        <w:t>Кратко описать, чт</w:t>
-      </w:r>
-      <w:r>
-        <w:t xml:space="preserve">о представляет из себя проект (в данном случае – это разработка программы для планирования помещений «House </w:t>
+        <w:t xml:space="preserve">Кратко описать, что представляет из себя проект (в данном случае – это разработка программы для планирования помещений «House </w:t>
       </w:r>
       <w:proofErr w:type="spellStart"/>
       <w:r>
@@ -663,10 +617,7 @@
         <w:ind w:left="-15" w:right="61" w:firstLine="708"/>
       </w:pPr>
       <w:r>
-        <w:t xml:space="preserve">Описать, </w:t>
-      </w:r>
-      <w:r>
-        <w:t xml:space="preserve">каким образом проект поможет достичь какую-то стратегическую цель компании (например, позволит сократить время составления макета помещения).  </w:t>
+        <w:t xml:space="preserve">Описать, каким образом проект поможет достичь какую-то стратегическую цель компании (например, позволит сократить время составления макета помещения).  </w:t>
       </w:r>
     </w:p>
     <w:p>
@@ -686,10 +637,7 @@
         <w:ind w:left="-5" w:right="61"/>
       </w:pPr>
       <w:r>
-        <w:t xml:space="preserve">  </w:t>
-      </w:r>
-      <w:r>
-        <w:t xml:space="preserve">Каждая цель должна соответствовать </w:t>
+        <w:t xml:space="preserve">  Каждая цель должна соответствовать </w:t>
       </w:r>
       <w:proofErr w:type="spellStart"/>
       <w:r>
@@ -705,10 +653,7 @@
       </w:r>
       <w:proofErr w:type="spellEnd"/>
       <w:r>
-        <w:t xml:space="preserve"> 3D” хорошей SMART-целью будет цель «Разработать программу “</w:t>
-      </w:r>
-      <w:r>
-        <w:t xml:space="preserve">House </w:t>
+        <w:t xml:space="preserve"> 3D” хорошей SMART-целью будет цель «Разработать программу “House </w:t>
       </w:r>
       <w:proofErr w:type="spellStart"/>
       <w:r>
@@ -748,17 +693,11 @@
         <w:ind w:left="-15" w:right="61" w:firstLine="708"/>
       </w:pPr>
       <w:r>
-        <w:t>Перечислить главные высокоуровневые риски, указав, почему именно эти риски были оценены как высокие. Важно помнить, что риски могут быть как отрицательными, так и положител</w:t>
-      </w:r>
-      <w:r>
-        <w:t xml:space="preserve">ьными. Например, к отрицательным </w:t>
+        <w:t xml:space="preserve">Перечислить главные высокоуровневые риски, указав, почему именно эти риски были оценены как высокие. Важно помнить, что риски могут быть как отрицательными, так и положительными. Например, к отрицательным </w:t>
       </w:r>
       <w:r>
         <w:lastRenderedPageBreak/>
-        <w:t>рискам можно отнести изменение требований со стороны заказчика в ходе реализации проекта, а также несовместимость различных библиотек, используемых в проекте, к положительным – повышение производительности труда команды про</w:t>
-      </w:r>
-      <w:r>
-        <w:t xml:space="preserve">екта. </w:t>
+        <w:t xml:space="preserve">рискам можно отнести изменение требований со стороны заказчика в ходе реализации проекта, а также несовместимость различных библиотек, используемых в проекте, к положительным – повышение производительности труда команды проекта. </w:t>
       </w:r>
     </w:p>
     <w:p>
@@ -842,13 +781,7 @@
         <w:rPr>
           <w:i w:val="0"/>
         </w:rPr>
-        <w:t xml:space="preserve"> 3.</w:t>
-      </w:r>
-      <w:r>
-        <w:rPr>
-          <w:i w:val="0"/>
-        </w:rPr>
-        <w:t xml:space="preserve">2. Заполнить подраздел «2.2. Главными требованиям к продукту являются (продукт позволяет)» </w:t>
+        <w:t xml:space="preserve"> 3.2. Заполнить подраздел «2.2. Главными требованиям к продукту являются (продукт позволяет)» </w:t>
       </w:r>
     </w:p>
     <w:p>
@@ -897,10 +830,7 @@
         <w:ind w:right="61" w:hanging="281"/>
       </w:pPr>
       <w:r>
-        <w:t xml:space="preserve">Должна быть возможность </w:t>
-      </w:r>
-      <w:r>
-        <w:t xml:space="preserve">выбирать уровень сложности игры; </w:t>
+        <w:t xml:space="preserve">Должна быть возможность выбирать уровень сложности игры; </w:t>
       </w:r>
     </w:p>
     <w:p>
@@ -957,10 +887,7 @@
         <w:t xml:space="preserve"> </w:t>
       </w:r>
       <w:r>
-        <w:t>Перечислить высокоуровневы</w:t>
-      </w:r>
-      <w:r>
-        <w:t xml:space="preserve">е требования, которые не были включены в данный проект (они могут быть реализованы в другом проекте или не реализованы вовсе), например для компьютерной игры они могут быть следующими: </w:t>
+        <w:t xml:space="preserve">Перечислить высокоуровневые требования, которые не были включены в данный проект (они могут быть реализованы в другом проекте или не реализованы вовсе), например для компьютерной игры они могут быть следующими: </w:t>
       </w:r>
     </w:p>
     <w:p>
@@ -985,10 +912,7 @@
         <w:ind w:right="61" w:hanging="281"/>
       </w:pPr>
       <w:r>
-        <w:t>Должна быть возможн</w:t>
-      </w:r>
-      <w:r>
-        <w:t xml:space="preserve">ость замедлять течение игрового времени за игровую валюту. </w:t>
+        <w:t xml:space="preserve">Должна быть возможность замедлять течение игрового времени за игровую валюту. </w:t>
       </w:r>
     </w:p>
     <w:p>
@@ -1035,10 +959,7 @@
         <w:ind w:left="-5" w:right="0"/>
       </w:pPr>
       <w:r>
-        <w:t xml:space="preserve">4. </w:t>
-      </w:r>
-      <w:r>
-        <w:t xml:space="preserve">Заполнить раздел «3. Ограничения проекта» </w:t>
+        <w:t xml:space="preserve">4. Заполнить раздел «3. Ограничения проекта» </w:t>
       </w:r>
     </w:p>
     <w:p>
@@ -1049,24 +970,10 @@
         <w:rPr>
           <w:i w:val="0"/>
         </w:rPr>
-        <w:t xml:space="preserve"> 4.1. Заполнить подраздел «3.1. Вехи и дата завершения </w:t>
-      </w:r>
-      <w:proofErr w:type="gramStart"/>
-      <w:r>
-        <w:rPr>
-          <w:i w:val="0"/>
-        </w:rPr>
-        <w:t xml:space="preserve">проекта»  </w:t>
-      </w:r>
-      <w:r>
-        <w:t>Обязательные</w:t>
-      </w:r>
-      <w:proofErr w:type="gramEnd"/>
-      <w:r>
-        <w:t xml:space="preserve"> вехи – выпуск версии 1 и выпуск версии 2 Вашего ПО, могут быть также промежуточные вехи. Внутри каждой вехи описать задачи, которые буд</w:t>
-      </w:r>
-      <w:r>
-        <w:t xml:space="preserve">ут в ней выполняться, а также крайний срок завершения каждой задачи и вехи. Записать дату начала проекта и дату его окончания (дату выполнения последней задачи последней вехи). </w:t>
+        <w:t xml:space="preserve"> 4.1. Заполнить подраздел «3.1. Вехи и дата завершения проекта»  </w:t>
+      </w:r>
+      <w:r>
+        <w:t xml:space="preserve">Обязательные вехи – выпуск версии 1 и выпуск версии 2 Вашего ПО, могут быть также промежуточные вехи. Внутри каждой вехи описать задачи, которые будут в ней выполняться, а также крайний срок завершения каждой задачи и вехи. Записать дату начала проекта и дату его окончания (дату выполнения последней задачи последней вехи). </w:t>
       </w:r>
     </w:p>
     <w:p>
@@ -1103,10 +1010,7 @@
         <w:t xml:space="preserve"> </w:t>
       </w:r>
       <w:r>
-        <w:t>Записать итоговый бюд</w:t>
-      </w:r>
-      <w:r>
-        <w:t xml:space="preserve">жет проекта, включающий в себя расходы по проекту (заработная плата сотрудников, закупка оборудования и т.п.) и расходы по управлению рисками, в том числе управленческие резервы. </w:t>
+        <w:t xml:space="preserve">Записать итоговый бюджет проекта, включающий в себя расходы по проекту (заработная плата сотрудников, закупка оборудования и т.п.) и расходы по управлению рисками, в том числе управленческие резервы. </w:t>
       </w:r>
     </w:p>
     <w:p>
@@ -1141,13 +1045,7 @@
         <w:rPr>
           <w:i w:val="0"/>
         </w:rPr>
-        <w:t>организации ра</w:t>
-      </w:r>
-      <w:r>
-        <w:rPr>
-          <w:i w:val="0"/>
-        </w:rPr>
-        <w:t xml:space="preserve">бот» </w:t>
+        <w:t xml:space="preserve">организации работ» </w:t>
       </w:r>
     </w:p>
     <w:p>
@@ -1161,10 +1059,7 @@
         <w:t xml:space="preserve"> </w:t>
       </w:r>
       <w:r>
-        <w:t>Перечислить ограничения по выполнению и организации работ. Например, для успеха проекта критично важно, чтобы сотрудники исполнителя не общались с определенным департаментом заказчика, или указом менеджмента должна быть выбрана конкретная аппаратная</w:t>
-      </w:r>
-      <w:r>
-        <w:t xml:space="preserve"> платформа. </w:t>
+        <w:t xml:space="preserve">Перечислить ограничения по выполнению и организации работ. Например, для успеха проекта критично важно, чтобы сотрудники исполнителя не общались с определенным департаментом заказчика, или указом менеджмента должна быть выбрана конкретная аппаратная платформа. </w:t>
       </w:r>
     </w:p>
     <w:p>
@@ -1195,13 +1090,7 @@
         <w:rPr>
           <w:i w:val="0"/>
         </w:rPr>
-        <w:t>5.1. Заполнить подраздел «4.1. Назначенный руководитель</w:t>
-      </w:r>
-      <w:r>
-        <w:rPr>
-          <w:i w:val="0"/>
-        </w:rPr>
-        <w:t xml:space="preserve"> проекта» </w:t>
+        <w:t xml:space="preserve">5.1. Заполнить подраздел «4.1. Назначенный руководитель проекта» </w:t>
       </w:r>
     </w:p>
     <w:p>
@@ -1223,13 +1112,7 @@
           <w:i w:val="0"/>
         </w:rPr>
         <w:lastRenderedPageBreak/>
-        <w:t>5.2. Заполнить подраздел «4.2. Полномочия руководителя проект</w:t>
-      </w:r>
-      <w:r>
-        <w:rPr>
-          <w:i w:val="0"/>
-        </w:rPr>
-        <w:t xml:space="preserve">а» </w:t>
+        <w:t xml:space="preserve">5.2. Заполнить подраздел «4.2. Полномочия руководителя проекта» </w:t>
       </w:r>
     </w:p>
     <w:p>
@@ -1287,10 +1170,7 @@
       </w:r>
       <w:proofErr w:type="spellStart"/>
       <w:r>
-        <w:t>СуперАйТиКам</w:t>
-      </w:r>
-      <w:r>
-        <w:t>пани</w:t>
+        <w:t>СуперАйТиКампани</w:t>
       </w:r>
       <w:proofErr w:type="spellEnd"/>
       <w:r>
@@ -1345,60 +1225,37 @@
           <w:i w:val="0"/>
         </w:rPr>
         <w:tab/>
-        <w:t>6.3. Заполнить подраздел «5.3. Спонсор проект</w:t>
+        <w:t xml:space="preserve">6.3. Заполнить подраздел «5.3. Спонсор проекта» </w:t>
+      </w:r>
+    </w:p>
+    <w:p>
+      <w:pPr>
+        <w:ind w:left="-5" w:right="61"/>
+      </w:pPr>
+      <w:r>
+        <w:t xml:space="preserve"> Указать ФИО и должность спонсора проекта, организацию в которой он работает. Это может быть как сотрудник организации-заказчика, так и сотрудник другой организации, например, Михайлов Михаил Михайлович, технический директор ООО «</w:t>
+      </w:r>
+      <w:proofErr w:type="spellStart"/>
+      <w:r>
+        <w:t>СуперАйТиКампани</w:t>
+      </w:r>
+      <w:proofErr w:type="spellEnd"/>
+      <w:r>
+        <w:t xml:space="preserve">». </w:t>
       </w:r>
       <w:r>
         <w:rPr>
           <w:i w:val="0"/>
         </w:rPr>
-        <w:t xml:space="preserve">а» </w:t>
+        <w:t xml:space="preserve"> 6.4. Заполнить подраздел «5.4. Куратор проекта» </w:t>
       </w:r>
     </w:p>
     <w:p>
       <w:pPr>
-        <w:ind w:left="-5" w:right="61"/>
-      </w:pPr>
-      <w:r>
-        <w:t xml:space="preserve"> Указать ФИО и должность спонсора проекта, организацию в которой он работает. Это может быть как сотрудник организации-заказчика, так и сотрудник другой организации, например, Михайлов Михаил Михайлович, технический директор ООО «</w:t>
-      </w:r>
-      <w:proofErr w:type="spellStart"/>
-      <w:r>
-        <w:t>СуперАйТиКампани</w:t>
-      </w:r>
-      <w:proofErr w:type="spellEnd"/>
-      <w:r>
-        <w:t xml:space="preserve">». </w:t>
-      </w:r>
-      <w:r>
-        <w:rPr>
-          <w:i w:val="0"/>
-        </w:rPr>
-        <w:t xml:space="preserve"> 6.</w:t>
-      </w:r>
-      <w:r>
-        <w:rPr>
-          <w:i w:val="0"/>
-        </w:rPr>
-        <w:t xml:space="preserve">4. Заполнить подраздел «5.4. Куратор проекта» </w:t>
-      </w:r>
-    </w:p>
-    <w:p>
-      <w:pPr>
         <w:ind w:left="-15" w:right="61" w:firstLine="708"/>
       </w:pPr>
       <w:r>
-        <w:t>Заполнить, если определен куратор – промежуточное звено между менеджером и спонсором проекта, уполномоченный принимать решения о выделении ресурсов и изменениях в проекте. Куратор может быть сотрудником проект</w:t>
-      </w:r>
-      <w:r>
-        <w:t xml:space="preserve">ного офиса, если таковой развернут в организации, </w:t>
-      </w:r>
-      <w:proofErr w:type="gramStart"/>
-      <w:r>
-        <w:t>например,  Андреев</w:t>
-      </w:r>
-      <w:proofErr w:type="gramEnd"/>
-      <w:r>
-        <w:t xml:space="preserve"> Андрей Андреевич, ведущий специалист проектного офиса ООО «</w:t>
+        <w:t>Заполнить, если определен куратор – промежуточное звено между менеджером и спонсором проекта, уполномоченный принимать решения о выделении ресурсов и изменениях в проекте. Куратор может быть сотрудником проектного офиса, если таковой развернут в организации, например,  Андреев Андрей Андреевич, ведущий специалист проектного офиса ООО «</w:t>
       </w:r>
       <w:proofErr w:type="spellStart"/>
       <w:r>
@@ -1458,10 +1315,7 @@
         <w:ind w:left="-5" w:right="61"/>
       </w:pPr>
       <w:r>
-        <w:t>Вс</w:t>
-      </w:r>
-      <w:r>
-        <w:t xml:space="preserve">е работы должны быть реализованы силами штатных сотрудников. Для реализации проекта понадобятся следующие специалисты: </w:t>
+        <w:t xml:space="preserve">Все работы должны быть реализованы силами штатных сотрудников. Для реализации проекта понадобятся следующие специалисты: </w:t>
       </w:r>
     </w:p>
     <w:p>
@@ -1595,10 +1449,7 @@
       </w:r>
       <w:r>
         <w:tab/>
-        <w:t>руководитель команды. Максимальный бюджет на привлечение сотрудников – 900 000 (девятьсот тысяч) рублей 00 копее</w:t>
-      </w:r>
-      <w:r>
-        <w:t xml:space="preserve">к. </w:t>
+        <w:t xml:space="preserve">руководитель команды. Максимальный бюджет на привлечение сотрудников – 900 000 (девятьсот тысяч) рублей 00 копеек. </w:t>
       </w:r>
     </w:p>
     <w:p>
@@ -1628,10 +1479,7 @@
         <w:t xml:space="preserve"> </w:t>
       </w:r>
       <w:r>
-        <w:t>Перечислить требования к специфическому оборудованию, используемому на проекте, если они есть. Описать лицензионное программное обеспечение, которое потребуется для реализации проекта. Если бюджет на инфрастр</w:t>
-      </w:r>
-      <w:r>
-        <w:t xml:space="preserve">уктурные ресурсы ограничен, записать его максимальное значение. </w:t>
+        <w:t xml:space="preserve">Перечислить требования к специфическому оборудованию, используемому на проекте, если они есть. Описать лицензионное программное обеспечение, которое потребуется для реализации проекта. Если бюджет на инфраструктурные ресурсы ограничен, записать его максимальное значение. </w:t>
       </w:r>
     </w:p>
     <w:p>
@@ -1639,15 +1487,7 @@
         <w:ind w:left="-5" w:right="61"/>
       </w:pPr>
       <w:r>
-        <w:t xml:space="preserve"> </w:t>
-      </w:r>
-      <w:proofErr w:type="gramStart"/>
-      <w:r>
-        <w:t>Например:  для</w:t>
-      </w:r>
-      <w:proofErr w:type="gramEnd"/>
-      <w:r>
-        <w:t xml:space="preserve"> создания 3D-моделей требуется 1 (одна) лицензия на САПР «</w:t>
+        <w:t xml:space="preserve"> Например:  для создания 3D-моделей требуется 1 (одна) лицензия на САПР «</w:t>
       </w:r>
       <w:proofErr w:type="spellStart"/>
       <w:r>
@@ -1686,10 +1526,7 @@
         <w:t xml:space="preserve"> </w:t>
       </w:r>
       <w:r>
-        <w:t>Перечислить субподрядчиков и поставщиков, если их нет, н</w:t>
-      </w:r>
-      <w:r>
-        <w:t>аписать, что проект реализуется силами компании-</w:t>
+        <w:t>Перечислить субподрядчиков и поставщиков, если их нет, написать, что проект реализуется силами компании-</w:t>
       </w:r>
       <w:proofErr w:type="spellStart"/>
       <w:r>
@@ -1935,15 +1772,7 @@
           <w:i w:val="0"/>
           <w:sz w:val="20"/>
         </w:rPr>
-        <w:t>Все документы, ссылки на которые содержаться в настоящем документе являются его неотъемлем</w:t>
-      </w:r>
-      <w:r>
-        <w:rPr>
-          <w:rFonts w:ascii="Arial" w:eastAsia="Arial" w:hAnsi="Arial" w:cs="Arial"/>
-          <w:i w:val="0"/>
-          <w:sz w:val="20"/>
-        </w:rPr>
-        <w:t>ой частью.</w:t>
+        <w:t>Все документы, ссылки на которые содержаться в настоящем документе являются его неотъемлемой частью.</w:t>
       </w:r>
       <w:r>
         <w:rPr>
@@ -1977,7 +1806,6 @@
         <w:tblCellMar>
           <w:top w:w="75" w:type="dxa"/>
           <w:left w:w="106" w:type="dxa"/>
-          <w:bottom w:w="0" w:type="dxa"/>
           <w:right w:w="115" w:type="dxa"/>
         </w:tblCellMar>
         <w:tblLook w:val="04A0" w:firstRow="1" w:lastRow="0" w:firstColumn="1" w:lastColumn="0" w:noHBand="0" w:noVBand="1"/>
@@ -2254,8 +2082,6 @@
         <w:tblInd w:w="2" w:type="dxa"/>
         <w:tblCellMar>
           <w:top w:w="76" w:type="dxa"/>
-          <w:left w:w="0" w:type="dxa"/>
-          <w:bottom w:w="0" w:type="dxa"/>
           <w:right w:w="115" w:type="dxa"/>
         </w:tblCellMar>
         <w:tblLook w:val="04A0" w:firstRow="1" w:lastRow="0" w:firstColumn="1" w:lastColumn="0" w:noHBand="0" w:noVBand="1"/>
@@ -2482,6 +2308,9 @@
               <w:ind w:left="116" w:firstLine="0"/>
               <w:jc w:val="center"/>
             </w:pPr>
+            <w:r>
+              <w:t>01.03.2026</w:t>
+            </w:r>
           </w:p>
         </w:tc>
         <w:tc>
@@ -2499,6 +2328,10 @@
               <w:spacing w:after="0" w:line="259" w:lineRule="auto"/>
               <w:ind w:left="108" w:firstLine="0"/>
               <w:jc w:val="left"/>
+              <w:rPr>
+                <w:sz w:val="24"/>
+                <w:szCs w:val="32"/>
+              </w:rPr>
             </w:pPr>
             <w:r>
               <w:rPr>
@@ -2507,6 +2340,14 @@
                 <w:sz w:val="18"/>
               </w:rPr>
               <w:t xml:space="preserve"> </w:t>
+            </w:r>
+            <w:r>
+              <w:rPr>
+                <w:rFonts w:ascii="Arial" w:eastAsia="Arial" w:hAnsi="Arial" w:cs="Arial"/>
+                <w:i w:val="0"/>
+                <w:sz w:val="18"/>
+              </w:rPr>
+              <w:t>Демо версия для теста внутри команды.</w:t>
             </w:r>
           </w:p>
         </w:tc>
@@ -3110,7 +2951,21 @@
                 <w:rFonts w:ascii="Arial" w:eastAsia="Arial" w:hAnsi="Arial" w:cs="Arial"/>
                 <w:sz w:val="20"/>
               </w:rPr>
-              <w:t xml:space="preserve">2. Разработать рабочий </w:t>
+              <w:t xml:space="preserve">2. Разработать </w:t>
+            </w:r>
+            <w:r>
+              <w:rPr>
+                <w:rFonts w:ascii="Arial" w:eastAsia="Arial" w:hAnsi="Arial" w:cs="Arial"/>
+                <w:sz w:val="20"/>
+              </w:rPr>
+              <w:t>демонстративный</w:t>
+            </w:r>
+            <w:r>
+              <w:rPr>
+                <w:rFonts w:ascii="Arial" w:eastAsia="Arial" w:hAnsi="Arial" w:cs="Arial"/>
+                <w:sz w:val="20"/>
+              </w:rPr>
+              <w:t xml:space="preserve"> </w:t>
             </w:r>
             <w:proofErr w:type="spellStart"/>
             <w:r>
@@ -3422,7 +3277,15 @@
                 <w:sz w:val="20"/>
                 <w:szCs w:val="20"/>
               </w:rPr>
-              <w:t>2. Привлечение внешних инвестиций после победы на форуме</w:t>
+              <w:t xml:space="preserve">2. </w:t>
+            </w:r>
+            <w:r>
+              <w:rPr>
+                <w:rFonts w:ascii="Arial" w:hAnsi="Arial" w:cs="Arial"/>
+                <w:sz w:val="20"/>
+                <w:szCs w:val="20"/>
+              </w:rPr>
+              <w:t>Коммерческий успех игры после релиза</w:t>
             </w:r>
             <w:r>
               <w:rPr>
@@ -3458,7 +3321,7 @@
                 <w:sz w:val="20"/>
                 <w:szCs w:val="20"/>
               </w:rPr>
-              <w:t>Коммерческий успех игры после релиза</w:t>
+              <w:t>Риск дефицита кадровых ресурсов для поддержки продукта</w:t>
             </w:r>
             <w:r>
               <w:rPr>
@@ -4079,7 +3942,7 @@
                 <w:szCs w:val="16"/>
                 <w:lang w:val="en-US"/>
               </w:rPr>
-              <w:t>AR-</w:t>
+              <w:t>AR</w:t>
             </w:r>
             <w:r>
               <w:rPr>
@@ -4087,27 +3950,15 @@
                 <w:sz w:val="20"/>
                 <w:szCs w:val="16"/>
               </w:rPr>
+              <w:t>-</w:t>
+            </w:r>
+            <w:r>
+              <w:rPr>
+                <w:rFonts w:ascii="Arial" w:hAnsi="Arial" w:cs="Arial"/>
+                <w:sz w:val="20"/>
+                <w:szCs w:val="16"/>
+              </w:rPr>
               <w:t>устройств.</w:t>
-            </w:r>
-          </w:p>
-          <w:p>
-            <w:pPr>
-              <w:spacing w:after="0" w:line="259" w:lineRule="auto"/>
-              <w:ind w:left="0" w:right="1982" w:firstLine="0"/>
-              <w:jc w:val="left"/>
-              <w:rPr>
-                <w:rFonts w:ascii="Arial" w:hAnsi="Arial" w:cs="Arial"/>
-                <w:sz w:val="20"/>
-                <w:szCs w:val="16"/>
-              </w:rPr>
-            </w:pPr>
-            <w:r>
-              <w:rPr>
-                <w:rFonts w:ascii="Arial" w:hAnsi="Arial" w:cs="Arial"/>
-                <w:sz w:val="20"/>
-                <w:szCs w:val="16"/>
-              </w:rPr>
-              <w:t>5. Локализация на иностранные языки.</w:t>
             </w:r>
           </w:p>
         </w:tc>
@@ -4633,16 +4484,7 @@
                 <w:i w:val="0"/>
                 <w:sz w:val="20"/>
               </w:rPr>
-              <w:t xml:space="preserve">3.1 </w:t>
-            </w:r>
-            <w:r>
-              <w:rPr>
-                <w:rFonts w:ascii="Arial" w:eastAsia="Arial" w:hAnsi="Arial" w:cs="Arial"/>
-                <w:b/>
-                <w:i w:val="0"/>
-                <w:sz w:val="20"/>
-              </w:rPr>
-              <w:t>Вехи и дата завершения проекта:</w:t>
+              <w:t>3.1 Вехи и дата завершения проекта:</w:t>
             </w:r>
             <w:r>
               <w:rPr>
@@ -4766,6 +4608,14 @@
                 <w:i w:val="0"/>
                 <w:sz w:val="20"/>
               </w:rPr>
+              <w:t>5</w:t>
+            </w:r>
+            <w:r>
+              <w:rPr>
+                <w:rFonts w:ascii="Arial" w:eastAsia="Arial" w:hAnsi="Arial" w:cs="Arial"/>
+                <w:i w:val="0"/>
+                <w:sz w:val="20"/>
+              </w:rPr>
               <w:t xml:space="preserve"> </w:t>
             </w:r>
             <w:r>
@@ -4954,7 +4804,23 @@
                 <w:i w:val="0"/>
                 <w:sz w:val="20"/>
               </w:rPr>
-              <w:t>15.05.2025</w:t>
+              <w:t>20</w:t>
+            </w:r>
+            <w:r>
+              <w:rPr>
+                <w:rFonts w:ascii="Arial" w:eastAsia="Arial" w:hAnsi="Arial" w:cs="Arial"/>
+                <w:i w:val="0"/>
+                <w:sz w:val="20"/>
+              </w:rPr>
+              <w:t>.05.202</w:t>
+            </w:r>
+            <w:r>
+              <w:rPr>
+                <w:rFonts w:ascii="Arial" w:eastAsia="Arial" w:hAnsi="Arial" w:cs="Arial"/>
+                <w:i w:val="0"/>
+                <w:sz w:val="20"/>
+              </w:rPr>
+              <w:t>6</w:t>
             </w:r>
           </w:p>
         </w:tc>
@@ -5102,7 +4968,6 @@
                 <w:color w:val="FFFFFF"/>
                 <w:sz w:val="26"/>
               </w:rPr>
-              <w:lastRenderedPageBreak/>
               <w:t>3.  Ограничения проекта</w:t>
             </w:r>
             <w:r>
@@ -5164,6 +5029,7 @@
                 <w:i w:val="0"/>
                 <w:sz w:val="20"/>
               </w:rPr>
+              <w:lastRenderedPageBreak/>
               <w:t xml:space="preserve">3.2 </w:t>
             </w:r>
             <w:r>
@@ -5665,17 +5531,7 @@
                 <w:color w:val="FFFFFF"/>
                 <w:sz w:val="26"/>
               </w:rPr>
-              <w:t xml:space="preserve">4.  </w:t>
-            </w:r>
-            <w:r>
-              <w:rPr>
-                <w:rFonts w:ascii="Arial" w:eastAsia="Arial" w:hAnsi="Arial" w:cs="Arial"/>
-                <w:b/>
-                <w:i w:val="0"/>
-                <w:color w:val="FFFFFF"/>
-                <w:sz w:val="26"/>
-              </w:rPr>
-              <w:t>Руководитель проекта и его полномочия</w:t>
+              <w:t>4.  Руководитель проекта и его полномочия</w:t>
             </w:r>
             <w:r>
               <w:rPr>
@@ -5717,16 +5573,7 @@
                 <w:i w:val="0"/>
                 <w:sz w:val="20"/>
               </w:rPr>
-              <w:t xml:space="preserve">4.1 </w:t>
-            </w:r>
-            <w:r>
-              <w:rPr>
-                <w:rFonts w:ascii="Arial" w:eastAsia="Arial" w:hAnsi="Arial" w:cs="Arial"/>
-                <w:b/>
-                <w:i w:val="0"/>
-                <w:sz w:val="20"/>
-              </w:rPr>
-              <w:t>Назначенный руководитель проекта</w:t>
+              <w:t>4.1 Назначенный руководитель проекта</w:t>
             </w:r>
             <w:r>
               <w:rPr>
@@ -5805,16 +5652,7 @@
                 <w:i w:val="0"/>
                 <w:sz w:val="20"/>
               </w:rPr>
-              <w:t xml:space="preserve">4.2 </w:t>
-            </w:r>
-            <w:r>
-              <w:rPr>
-                <w:rFonts w:ascii="Arial" w:eastAsia="Arial" w:hAnsi="Arial" w:cs="Arial"/>
-                <w:b/>
-                <w:i w:val="0"/>
-                <w:sz w:val="20"/>
-              </w:rPr>
-              <w:t>Полномочия руководителя проекта</w:t>
+              <w:t>4.2 Полномочия руководителя проекта</w:t>
             </w:r>
             <w:r>
               <w:rPr>
@@ -5982,6 +5820,57 @@
                 <w:szCs w:val="20"/>
               </w:rPr>
               <w:t>5. Управление бюджетом. Руководитель проекта самостоятельно принимает решения о распределении бюджета, без дополнительного разрешения с внешней стороны.</w:t>
+            </w:r>
+          </w:p>
+          <w:p>
+            <w:pPr>
+              <w:spacing w:after="0" w:line="259" w:lineRule="auto"/>
+              <w:ind w:right="55"/>
+              <w:rPr>
+                <w:rFonts w:ascii="Arial" w:hAnsi="Arial" w:cs="Arial"/>
+                <w:sz w:val="20"/>
+                <w:szCs w:val="20"/>
+              </w:rPr>
+            </w:pPr>
+            <w:r>
+              <w:rPr>
+                <w:rFonts w:ascii="Arial" w:hAnsi="Arial" w:cs="Arial"/>
+                <w:sz w:val="20"/>
+                <w:szCs w:val="20"/>
+              </w:rPr>
+              <w:t xml:space="preserve">6. Все денежные средства, полученные в виде грантов, призовых выплат, инвестиций и иных денежных поступлений по итогам участия в форуме «Цифровые инвестиции», а </w:t>
+            </w:r>
+            <w:r>
+              <w:rPr>
+                <w:rFonts w:ascii="Arial" w:hAnsi="Arial" w:cs="Arial"/>
+                <w:sz w:val="20"/>
+                <w:szCs w:val="20"/>
+              </w:rPr>
+              <w:t>также</w:t>
+            </w:r>
+            <w:r>
+              <w:rPr>
+                <w:rFonts w:ascii="Arial" w:hAnsi="Arial" w:cs="Arial"/>
+                <w:sz w:val="20"/>
+                <w:szCs w:val="20"/>
+              </w:rPr>
+              <w:t xml:space="preserve"> от любой коммерческой деятельности, связанной с проектом (продажа копий игры, краудфандинг, спонсорские </w:t>
+            </w:r>
+            <w:r>
+              <w:rPr>
+                <w:rFonts w:ascii="Arial" w:hAnsi="Arial" w:cs="Arial"/>
+                <w:sz w:val="20"/>
+                <w:szCs w:val="20"/>
+              </w:rPr>
+              <w:t>контракты)</w:t>
+            </w:r>
+            <w:r>
+              <w:rPr>
+                <w:rFonts w:ascii="Arial" w:hAnsi="Arial" w:cs="Arial"/>
+                <w:sz w:val="20"/>
+                <w:szCs w:val="20"/>
+              </w:rPr>
+              <w:t>, полностью поступает в распоряжение менеджера проекта. Распределение средств между участниками осуществляется на усмотрение менеджера проекта.</w:t>
             </w:r>
           </w:p>
         </w:tc>
@@ -6223,14 +6112,7 @@
                 <w:rFonts w:ascii="Arial" w:eastAsia="Arial" w:hAnsi="Arial" w:cs="Arial"/>
                 <w:sz w:val="20"/>
               </w:rPr>
-              <w:t xml:space="preserve">Члены жюри </w:t>
-            </w:r>
-            <w:r>
-              <w:rPr>
-                <w:rFonts w:ascii="Arial" w:eastAsia="Arial" w:hAnsi="Arial" w:cs="Arial"/>
-                <w:sz w:val="20"/>
-              </w:rPr>
-              <w:t>форума «Цифровые инвестиции».</w:t>
+              <w:t>Члены жюри форума «Цифровые инвестиции».</w:t>
             </w:r>
           </w:p>
           <w:p>
@@ -6281,6 +6163,7 @@
                 <w:i w:val="0"/>
                 <w:sz w:val="20"/>
               </w:rPr>
+              <w:lastRenderedPageBreak/>
               <w:t>5.3 Спонсор проекта</w:t>
             </w:r>
             <w:r>
@@ -6337,7 +6220,6 @@
                 <w:rFonts w:ascii="Arial" w:eastAsia="Arial" w:hAnsi="Arial" w:cs="Arial"/>
                 <w:sz w:val="20"/>
               </w:rPr>
-              <w:lastRenderedPageBreak/>
               <w:t>Петров Алексей Михайлович.</w:t>
             </w:r>
           </w:p>
@@ -6371,7 +6253,6 @@
                 <w:i w:val="0"/>
                 <w:sz w:val="20"/>
               </w:rPr>
-              <w:lastRenderedPageBreak/>
               <w:t>5.4 Куратор проекта</w:t>
             </w:r>
             <w:r>
@@ -6410,14 +6291,7 @@
                 <w:rFonts w:ascii="Arial" w:eastAsia="Arial" w:hAnsi="Arial" w:cs="Arial"/>
                 <w:sz w:val="20"/>
               </w:rPr>
-              <w:t>П</w:t>
-            </w:r>
-            <w:r>
-              <w:rPr>
-                <w:rFonts w:ascii="Arial" w:eastAsia="Arial" w:hAnsi="Arial" w:cs="Arial"/>
-                <w:sz w:val="20"/>
-              </w:rPr>
-              <w:t>етров Алексей Михайлович.</w:t>
+              <w:t>Петров Алексей Михайлович.</w:t>
             </w:r>
           </w:p>
         </w:tc>
@@ -6614,24 +6488,6 @@
           </w:p>
           <w:p>
             <w:pPr>
-              <w:numPr>
-                <w:ilvl w:val="0"/>
-                <w:numId w:val="9"/>
-              </w:numPr>
-              <w:spacing w:after="0" w:line="336" w:lineRule="auto"/>
-              <w:ind w:firstLine="0"/>
-              <w:jc w:val="left"/>
-            </w:pPr>
-            <w:r>
-              <w:rPr>
-                <w:rFonts w:ascii="Arial" w:eastAsia="Arial" w:hAnsi="Arial" w:cs="Arial"/>
-                <w:sz w:val="20"/>
-              </w:rPr>
-              <w:t xml:space="preserve">Технический писатель – 1; </w:t>
-            </w:r>
-          </w:p>
-          <w:p>
-            <w:pPr>
               <w:spacing w:after="0" w:line="336" w:lineRule="auto"/>
               <w:ind w:left="0" w:firstLine="0"/>
               <w:jc w:val="left"/>
@@ -6641,14 +6497,7 @@
                 <w:rFonts w:ascii="Arial" w:eastAsia="Arial" w:hAnsi="Arial" w:cs="Arial"/>
                 <w:sz w:val="20"/>
               </w:rPr>
-              <w:t>Р</w:t>
-            </w:r>
-            <w:r>
-              <w:rPr>
-                <w:rFonts w:ascii="Arial" w:eastAsia="Arial" w:hAnsi="Arial" w:cs="Arial"/>
-                <w:sz w:val="20"/>
-              </w:rPr>
-              <w:t xml:space="preserve">уководителя команды назначает менеджер проекта. Требуемую квалификацию остальных членов команды определяет руководитель команды. Максимальный бюджет на привлечение сотрудников – </w:t>
+              <w:t xml:space="preserve">Руководителя команды назначает менеджер проекта. Требуемую квалификацию остальных членов команды определяет руководитель команды. Максимальный бюджет на привлечение сотрудников – </w:t>
             </w:r>
             <w:r>
               <w:rPr>
@@ -6932,7 +6781,28 @@
                 <w:rFonts w:ascii="Arial" w:eastAsia="Arial" w:hAnsi="Arial" w:cs="Arial"/>
                 <w:sz w:val="20"/>
               </w:rPr>
-              <w:t>Все работы выполняются самостоятельно.</w:t>
+              <w:t>Все работы выполняются самостоятельно</w:t>
+            </w:r>
+            <w:r>
+              <w:rPr>
+                <w:rFonts w:ascii="Arial" w:eastAsia="Arial" w:hAnsi="Arial" w:cs="Arial"/>
+                <w:sz w:val="20"/>
+              </w:rPr>
+              <w:t xml:space="preserve">, финансовые вознаграждения участникам проекта рассчитываются на основе </w:t>
+            </w:r>
+            <w:r>
+              <w:rPr>
+                <w:rFonts w:ascii="Arial" w:eastAsia="Arial" w:hAnsi="Arial" w:cs="Arial"/>
+                <w:sz w:val="20"/>
+              </w:rPr>
+              <w:t>грантового финансирования</w:t>
+            </w:r>
+            <w:r>
+              <w:rPr>
+                <w:rFonts w:ascii="Arial" w:eastAsia="Arial" w:hAnsi="Arial" w:cs="Arial"/>
+                <w:sz w:val="20"/>
+              </w:rPr>
+              <w:t>.</w:t>
             </w:r>
           </w:p>
         </w:tc>
@@ -7559,6 +7429,7 @@
         <w:rPr>
           <w:i w:val="0"/>
         </w:rPr>
+        <w:lastRenderedPageBreak/>
         <w:t xml:space="preserve"> </w:t>
       </w:r>
       <w:r>
@@ -7583,7 +7454,6 @@
         <w:jc w:val="center"/>
       </w:pPr>
       <w:r>
-        <w:lastRenderedPageBreak/>
         <w:t xml:space="preserve">2.2. Концепция проекта </w:t>
       </w:r>
     </w:p>
@@ -7596,13 +7466,7 @@
         <w:rPr>
           <w:i w:val="0"/>
         </w:rPr>
-        <w:t xml:space="preserve">Концепция проекта – </w:t>
-      </w:r>
-      <w:r>
-        <w:rPr>
-          <w:i w:val="0"/>
-        </w:rPr>
-        <w:t xml:space="preserve">это документ, включающий краткое описание проекта, подающее наиболее рациональный уровень приближения к достижению целей проекта, а также определение существующих проблем, вызвавших начало проекта, и основных требований заинтересованных сторон проекта. </w:t>
+        <w:t xml:space="preserve">Концепция проекта – это документ, включающий краткое описание проекта, подающее наиболее рациональный уровень приближения к достижению целей проекта, а также определение существующих проблем, вызвавших начало проекта, и основных требований заинтересованных сторон проекта. </w:t>
       </w:r>
     </w:p>
     <w:p>
@@ -7616,14 +7480,7 @@
           <w:b/>
           <w:i w:val="0"/>
         </w:rPr>
-        <w:t>2.</w:t>
-      </w:r>
-      <w:r>
-        <w:rPr>
-          <w:b/>
-          <w:i w:val="0"/>
-        </w:rPr>
-        <w:t xml:space="preserve">2.1. Алгоритм заполнения концепции проекта </w:t>
+        <w:t xml:space="preserve">2.2.1. Алгоритм заполнения концепции проекта </w:t>
       </w:r>
     </w:p>
     <w:p>
@@ -7657,13 +7514,7 @@
         <w:rPr>
           <w:i w:val="0"/>
         </w:rPr>
-        <w:t xml:space="preserve">1.2. Указать ФИО </w:t>
-      </w:r>
-      <w:r>
-        <w:rPr>
-          <w:i w:val="0"/>
-        </w:rPr>
-        <w:t xml:space="preserve">менеджера проекта полностью (в данной </w:t>
+        <w:t xml:space="preserve">1.2. Указать ФИО менеджера проекта полностью (в данной </w:t>
       </w:r>
     </w:p>
     <w:p>
@@ -7700,13 +7551,7 @@
         <w:rPr>
           <w:i w:val="0"/>
         </w:rPr>
-        <w:t>1.4. В таблице «Версии» для каждой версии концепции проекта (не ПО!) указать ее номер, дату создания, желательно сопроводить создание но</w:t>
-      </w:r>
-      <w:r>
-        <w:rPr>
-          <w:i w:val="0"/>
-        </w:rPr>
-        <w:t xml:space="preserve">вой </w:t>
+        <w:t xml:space="preserve">1.4. В таблице «Версии» для каждой версии концепции проекта (не ПО!) указать ее номер, дату создания, желательно сопроводить создание новой </w:t>
       </w:r>
       <w:r>
         <w:rPr>
@@ -7793,10 +7638,7 @@
         <w:ind w:left="-15" w:right="61" w:firstLine="708"/>
       </w:pPr>
       <w:r>
-        <w:t>Указать дополнительную информацию к той, что содержится в раз</w:t>
-      </w:r>
-      <w:r>
-        <w:t xml:space="preserve">деле 1 устава: развернуто – суть проекта, бизнес-окружение и цели, любые пояснения, если такой информации нет – ссылка на устав. </w:t>
+        <w:t xml:space="preserve">Указать дополнительную информацию к той, что содержится в разделе 1 устава: развернуто – суть проекта, бизнес-окружение и цели, любые пояснения, если такой информации нет – ссылка на устав. </w:t>
       </w:r>
     </w:p>
     <w:p>
@@ -7816,10 +7658,8 @@
         <w:ind w:left="-15" w:right="61" w:firstLine="708"/>
       </w:pPr>
       <w:r>
-        <w:t xml:space="preserve">Перечислить </w:t>
-      </w:r>
-      <w:r>
-        <w:t xml:space="preserve">ограничения проекта, например, работа программы должна быть возможна при отсутствии доступа к сети Интернет, или ссылку на устав при их идентичности. </w:t>
+        <w:lastRenderedPageBreak/>
+        <w:t xml:space="preserve">Перечислить ограничения проекта, например, работа программы должна быть возможна при отсутствии доступа к сети Интернет, или ссылку на устав при их идентичности. </w:t>
       </w:r>
     </w:p>
     <w:p>
@@ -7831,7 +7671,6 @@
         <w:rPr>
           <w:i w:val="0"/>
         </w:rPr>
-        <w:lastRenderedPageBreak/>
         <w:t xml:space="preserve">2.3. Заполнить подраздел «1.3. Допущения проекта» </w:t>
       </w:r>
     </w:p>
@@ -7841,10 +7680,7 @@
         <w:ind w:left="-15" w:right="61" w:firstLine="708"/>
       </w:pPr>
       <w:r>
-        <w:t>Перечислить все известные допущения проекта, например,</w:t>
-      </w:r>
-      <w:r>
-        <w:t xml:space="preserve"> вплоть до начала внедрения на проекте может не потребоваться работа аналитиков из отдела внедрения или до конца проекта стоимость используемых лицензируемых компонентов не должна измениться. </w:t>
+        <w:t xml:space="preserve">Перечислить все известные допущения проекта, например, вплоть до начала внедрения на проекте может не потребоваться работа аналитиков из отдела внедрения или до конца проекта стоимость используемых лицензируемых компонентов не должна измениться. </w:t>
       </w:r>
     </w:p>
     <w:p>
@@ -7876,13 +7712,7 @@
           <w:i w:val="0"/>
         </w:rPr>
         <w:tab/>
-        <w:t>3.1. Заполнить по</w:t>
-      </w:r>
-      <w:r>
-        <w:rPr>
-          <w:i w:val="0"/>
-        </w:rPr>
-        <w:t xml:space="preserve">драздел «2.1. Описание продукта» </w:t>
+        <w:t xml:space="preserve">3.1. Заполнить подраздел «2.1. Описание продукта» </w:t>
       </w:r>
     </w:p>
     <w:p>
@@ -7928,10 +7758,7 @@
         <w:ind w:left="718" w:right="61"/>
       </w:pPr>
       <w:r>
-        <w:t xml:space="preserve">Перечислить аналоги продукта, если </w:t>
-      </w:r>
-      <w:r>
-        <w:t xml:space="preserve">таковые имеются. </w:t>
+        <w:t xml:space="preserve">Перечислить аналоги продукта, если таковые имеются. </w:t>
       </w:r>
     </w:p>
     <w:p>
@@ -7961,10 +7788,7 @@
       </w:r>
       <w:proofErr w:type="spellEnd"/>
       <w:r>
-        <w:t>-независимы), например,</w:t>
-      </w:r>
-      <w:r>
-        <w:t xml:space="preserve"> сущности и их атрибуты, требования технического уровня (ИТ-зависимы и </w:t>
+        <w:t xml:space="preserve">-независимы), например, сущности и их атрибуты, требования технического уровня (ИТ-зависимы и </w:t>
       </w:r>
       <w:proofErr w:type="spellStart"/>
       <w:r>
@@ -7988,10 +7812,7 @@
         <w:ind w:left="-5" w:right="61"/>
       </w:pPr>
       <w:r>
-        <w:t xml:space="preserve"> Если требования какого-то из этих уровней отсутствуют, соответствующий раздел можно уда</w:t>
-      </w:r>
-      <w:r>
-        <w:t xml:space="preserve">лить из концепции проекта. </w:t>
+        <w:t xml:space="preserve"> Если требования какого-то из этих уровней отсутствуют, соответствующий раздел можно удалить из концепции проекта. </w:t>
       </w:r>
     </w:p>
     <w:p>
@@ -8022,18 +7843,7 @@
         <w:ind w:left="-5" w:right="61"/>
       </w:pPr>
       <w:r>
-        <w:t xml:space="preserve"> Для каждой поставки перечислить ее элементы </w:t>
-      </w:r>
-      <w:r>
-        <w:t xml:space="preserve">и описать критерии их приемки. Например, для поставки «Версия 1.0» могут быть перечислены следующие </w:t>
-      </w:r>
-      <w:proofErr w:type="gramStart"/>
-      <w:r>
-        <w:t>элементы:  дистрибутив</w:t>
-      </w:r>
-      <w:proofErr w:type="gramEnd"/>
-      <w:r>
-        <w:t xml:space="preserve"> «House </w:t>
+        <w:t xml:space="preserve"> Для каждой поставки перечислить ее элементы и описать критерии их приемки. Например, для поставки «Версия 1.0» могут быть перечислены следующие элементы:  дистрибутив «House </w:t>
       </w:r>
       <w:proofErr w:type="spellStart"/>
       <w:r>
@@ -8041,10 +7851,11 @@
       </w:r>
       <w:proofErr w:type="spellEnd"/>
       <w:r>
-        <w:t xml:space="preserve"> 3D v1.0.exe» и руководство пользователя v1.0. Для руководства пользователя могут быть обозначены следующие критерии пр</w:t>
-      </w:r>
-      <w:r>
-        <w:t xml:space="preserve">иемки: </w:t>
+        <w:t xml:space="preserve"> 3D v1.0.exe» и </w:t>
+      </w:r>
+      <w:r>
+        <w:lastRenderedPageBreak/>
+        <w:t xml:space="preserve">руководство пользователя v1.0. Для руководства пользователя могут быть обозначены следующие критерии приемки: </w:t>
       </w:r>
     </w:p>
     <w:p>
@@ -8069,11 +7880,7 @@
         <w:ind w:right="61" w:hanging="281"/>
       </w:pPr>
       <w:r>
-        <w:lastRenderedPageBreak/>
-        <w:t xml:space="preserve">Документ должен содержать примеры экранов программы с описанием; 3. </w:t>
-      </w:r>
-      <w:r>
-        <w:t xml:space="preserve">Документ должен быть написан на русском языке и содержать следующие разделы: </w:t>
+        <w:t xml:space="preserve">Документ должен содержать примеры экранов программы с описанием; 3. Документ должен быть написан на русском языке и содержать следующие разделы: </w:t>
       </w:r>
     </w:p>
     <w:p>
@@ -8133,13 +7940,7 @@
         <w:rPr>
           <w:i w:val="0"/>
         </w:rPr>
-        <w:t xml:space="preserve"> 4.1. Заполнить </w:t>
-      </w:r>
-      <w:r>
-        <w:rPr>
-          <w:i w:val="0"/>
-        </w:rPr>
-        <w:t xml:space="preserve">подраздел «3.1. Используемые элементы плана управления проектом» </w:t>
+        <w:t xml:space="preserve"> 4.1. Заполнить подраздел «3.1. Используемые элементы плана управления проектом» </w:t>
       </w:r>
     </w:p>
     <w:p>
@@ -8161,10 +7962,7 @@
         <w:ind w:left="-5" w:right="61"/>
       </w:pPr>
       <w:r>
-        <w:t xml:space="preserve"> В строке «Коммуник</w:t>
-      </w:r>
-      <w:r>
-        <w:t xml:space="preserve">ации проекта» описать правила ведения коммуникаций на проекте и привести список заинтересованных лиц (можно взять из раздела 5 устава). </w:t>
+        <w:t xml:space="preserve"> В строке «Коммуникации проекта» описать правила ведения коммуникаций на проекте и привести список заинтересованных лиц (можно взять из раздела 5 устава). </w:t>
       </w:r>
     </w:p>
     <w:p>
@@ -8172,10 +7970,7 @@
         <w:ind w:left="-5" w:right="61"/>
       </w:pPr>
       <w:r>
-        <w:t xml:space="preserve"> В строке «Риски проекта» описать правила работы с рисками и перечислить риски проекта (можно взять из раздела 1 устава</w:t>
-      </w:r>
-      <w:r>
-        <w:t xml:space="preserve">). </w:t>
+        <w:t xml:space="preserve"> В строке «Риски проекта» описать правила работы с рисками и перечислить риски проекта (можно взять из раздела 1 устава). </w:t>
       </w:r>
     </w:p>
     <w:p>
@@ -8191,10 +7986,7 @@
         <w:ind w:left="-5" w:right="61"/>
       </w:pPr>
       <w:r>
-        <w:t xml:space="preserve"> В строке «Управление конфигурациями» </w:t>
-      </w:r>
-      <w:r>
-        <w:t xml:space="preserve">описать правила работы с конфигурациями на проекте, включая поддержание версионности кода, дистрибутивов, проектных планов. </w:t>
+        <w:t xml:space="preserve"> В строке «Управление конфигурациями» описать правила работы с конфигурациями на проекте, включая поддержание версионности кода, дистрибутивов, проектных планов. </w:t>
       </w:r>
     </w:p>
     <w:p>
@@ -8202,6 +7994,7 @@
         <w:ind w:left="-5" w:right="61"/>
       </w:pPr>
       <w:r>
+        <w:lastRenderedPageBreak/>
         <w:t xml:space="preserve"> В строке «Изменения в проекте» описать правила внесения изменений в проектные планы и документацию. </w:t>
       </w:r>
     </w:p>
@@ -8219,10 +8012,7 @@
       </w:r>
       <w:r>
         <w:tab/>
-        <w:t>При необходимости в таблицу</w:t>
-      </w:r>
-      <w:r>
-        <w:t xml:space="preserve"> можно внести дополнительные строки. </w:t>
+        <w:t xml:space="preserve">При необходимости в таблицу можно внести дополнительные строки. </w:t>
       </w:r>
     </w:p>
     <w:p>
@@ -8305,7 +8095,6 @@
         <w:rPr>
           <w:i w:val="0"/>
         </w:rPr>
-        <w:lastRenderedPageBreak/>
         <w:t xml:space="preserve">согласование элементов плана?» </w:t>
       </w:r>
     </w:p>
@@ -8330,10 +8119,7 @@
         <w:t xml:space="preserve"> </w:t>
       </w:r>
       <w:r>
-        <w:t>что требует согласования и кем это согласуется, например, план управления рисками –</w:t>
-      </w:r>
-      <w:r>
-        <w:t xml:space="preserve"> спонсором, тремя ключевыми заинтересованными лицами (перечислить их). </w:t>
+        <w:t xml:space="preserve">что требует согласования и кем это согласуется, например, план управления рисками – спонсором, тремя ключевыми заинтересованными лицами (перечислить их). </w:t>
       </w:r>
     </w:p>
     <w:p>
@@ -8373,14 +8159,7 @@
           <w:b/>
           <w:i w:val="0"/>
         </w:rPr>
-        <w:t>2.2.2. Пример заполнения концепц</w:t>
-      </w:r>
-      <w:r>
-        <w:rPr>
-          <w:b/>
-          <w:i w:val="0"/>
-        </w:rPr>
-        <w:t xml:space="preserve">ии проекта </w:t>
+        <w:t xml:space="preserve">2.2.2. Пример заполнения концепции проекта </w:t>
       </w:r>
     </w:p>
     <w:p>
@@ -8426,8 +8205,6 @@
         <w:tblInd w:w="0" w:type="dxa"/>
         <w:tblCellMar>
           <w:top w:w="50" w:type="dxa"/>
-          <w:left w:w="0" w:type="dxa"/>
-          <w:bottom w:w="0" w:type="dxa"/>
           <w:right w:w="120" w:type="dxa"/>
         </w:tblCellMar>
         <w:tblLook w:val="04A0" w:firstRow="1" w:lastRow="0" w:firstColumn="1" w:lastColumn="0" w:noHBand="0" w:noVBand="1"/>
@@ -8690,25 +8467,7 @@
                 <w:i w:val="0"/>
                 <w:sz w:val="20"/>
               </w:rPr>
-              <w:t xml:space="preserve">Работы, ссылки на которые не содержатся в данном </w:t>
-            </w:r>
-            <w:proofErr w:type="gramStart"/>
-            <w:r>
-              <w:rPr>
-                <w:rFonts w:ascii="Arial" w:eastAsia="Arial" w:hAnsi="Arial" w:cs="Arial"/>
-                <w:i w:val="0"/>
-                <w:sz w:val="20"/>
-              </w:rPr>
-              <w:t>документе  –</w:t>
-            </w:r>
-            <w:proofErr w:type="gramEnd"/>
-            <w:r>
-              <w:rPr>
-                <w:rFonts w:ascii="Arial" w:eastAsia="Arial" w:hAnsi="Arial" w:cs="Arial"/>
-                <w:i w:val="0"/>
-                <w:sz w:val="20"/>
-              </w:rPr>
-              <w:t xml:space="preserve"> не входят в проект.</w:t>
+              <w:t>Работы, ссылки на которые не содержатся в данном документе  – не входят в проект.</w:t>
             </w:r>
             <w:r>
               <w:rPr>
@@ -8747,7 +8506,6 @@
         <w:tblCellMar>
           <w:top w:w="75" w:type="dxa"/>
           <w:left w:w="106" w:type="dxa"/>
-          <w:bottom w:w="0" w:type="dxa"/>
           <w:right w:w="115" w:type="dxa"/>
         </w:tblCellMar>
         <w:tblLook w:val="04A0" w:firstRow="1" w:lastRow="0" w:firstColumn="1" w:lastColumn="0" w:noHBand="0" w:noVBand="1"/>
@@ -8991,7 +8749,6 @@
         <w:tblCellMar>
           <w:top w:w="52" w:type="dxa"/>
           <w:left w:w="106" w:type="dxa"/>
-          <w:bottom w:w="0" w:type="dxa"/>
           <w:right w:w="116" w:type="dxa"/>
         </w:tblCellMar>
         <w:tblLook w:val="04A0" w:firstRow="1" w:lastRow="0" w:firstColumn="1" w:lastColumn="0" w:noHBand="0" w:noVBand="1"/>
@@ -9221,7 +8978,31 @@
                 <w:i w:val="0"/>
                 <w:sz w:val="18"/>
               </w:rPr>
-              <w:t xml:space="preserve">13.03.2020 </w:t>
+              <w:t>0</w:t>
+            </w:r>
+            <w:r>
+              <w:rPr>
+                <w:rFonts w:ascii="Arial" w:eastAsia="Arial" w:hAnsi="Arial" w:cs="Arial"/>
+                <w:i w:val="0"/>
+                <w:sz w:val="18"/>
+              </w:rPr>
+              <w:t>1.03.202</w:t>
+            </w:r>
+            <w:r>
+              <w:rPr>
+                <w:rFonts w:ascii="Arial" w:eastAsia="Arial" w:hAnsi="Arial" w:cs="Arial"/>
+                <w:i w:val="0"/>
+                <w:sz w:val="18"/>
+              </w:rPr>
+              <w:t>6</w:t>
+            </w:r>
+            <w:r>
+              <w:rPr>
+                <w:rFonts w:ascii="Arial" w:eastAsia="Arial" w:hAnsi="Arial" w:cs="Arial"/>
+                <w:i w:val="0"/>
+                <w:sz w:val="18"/>
+              </w:rPr>
+              <w:t xml:space="preserve"> </w:t>
             </w:r>
           </w:p>
         </w:tc>
@@ -9248,6 +9029,14 @@
                 <w:sz w:val="18"/>
               </w:rPr>
               <w:t xml:space="preserve"> </w:t>
+            </w:r>
+            <w:r>
+              <w:rPr>
+                <w:rFonts w:ascii="Arial" w:eastAsia="Arial" w:hAnsi="Arial" w:cs="Arial"/>
+                <w:i w:val="0"/>
+                <w:sz w:val="18"/>
+              </w:rPr>
+              <w:t>Демо версия для теста внутри команды.</w:t>
             </w:r>
           </w:p>
         </w:tc>
@@ -9370,16 +9159,7 @@
                 <w:i w:val="0"/>
                 <w:sz w:val="20"/>
               </w:rPr>
-              <w:t xml:space="preserve">1.1 </w:t>
-            </w:r>
-            <w:r>
-              <w:rPr>
-                <w:rFonts w:ascii="Arial" w:eastAsia="Arial" w:hAnsi="Arial" w:cs="Arial"/>
-                <w:b/>
-                <w:i w:val="0"/>
-                <w:sz w:val="20"/>
-              </w:rPr>
-              <w:t xml:space="preserve">Общая информация о проекте </w:t>
+              <w:t xml:space="preserve">1.1 Общая информация о проекте </w:t>
             </w:r>
           </w:p>
         </w:tc>
@@ -9521,16 +9301,7 @@
                 <w:i w:val="0"/>
                 <w:sz w:val="20"/>
               </w:rPr>
-              <w:t>1.2</w:t>
-            </w:r>
-            <w:r>
-              <w:rPr>
-                <w:rFonts w:ascii="Arial" w:eastAsia="Arial" w:hAnsi="Arial" w:cs="Arial"/>
-                <w:b/>
-                <w:i w:val="0"/>
-                <w:sz w:val="20"/>
-              </w:rPr>
-              <w:t xml:space="preserve"> Ограничения проекта</w:t>
+              <w:t>1.2 Ограничения проекта</w:t>
             </w:r>
             <w:r>
               <w:rPr>
@@ -9622,16 +9393,7 @@
                 <w:i w:val="0"/>
                 <w:sz w:val="20"/>
               </w:rPr>
-              <w:t>1.3</w:t>
-            </w:r>
-            <w:r>
-              <w:rPr>
-                <w:rFonts w:ascii="Arial" w:eastAsia="Arial" w:hAnsi="Arial" w:cs="Arial"/>
-                <w:b/>
-                <w:i w:val="0"/>
-                <w:sz w:val="20"/>
-              </w:rPr>
-              <w:t xml:space="preserve"> Допущения проекта</w:t>
+              <w:t>1.3 Допущения проекта</w:t>
             </w:r>
             <w:r>
               <w:rPr>
@@ -9662,13 +9424,133 @@
               <w:spacing w:after="0" w:line="259" w:lineRule="auto"/>
               <w:ind w:left="0" w:firstLine="0"/>
               <w:jc w:val="left"/>
-            </w:pPr>
-            <w:r>
-              <w:rPr>
-                <w:rFonts w:ascii="Arial" w:eastAsia="Arial" w:hAnsi="Arial" w:cs="Arial"/>
-                <w:sz w:val="20"/>
-              </w:rPr>
-              <w:t xml:space="preserve">До конца проекта стоимость используемых лицензируемых компонентов не должна измениться. </w:t>
+              <w:rPr>
+                <w:rFonts w:ascii="Arial" w:eastAsia="Arial" w:hAnsi="Arial" w:cs="Arial"/>
+                <w:sz w:val="20"/>
+                <w:szCs w:val="20"/>
+              </w:rPr>
+            </w:pPr>
+            <w:r>
+              <w:rPr>
+                <w:rFonts w:ascii="Arial" w:eastAsia="Arial" w:hAnsi="Arial" w:cs="Arial"/>
+                <w:sz w:val="20"/>
+                <w:szCs w:val="20"/>
+              </w:rPr>
+              <w:t xml:space="preserve">1. Все члены команды имеют доступ к </w:t>
+            </w:r>
+            <w:proofErr w:type="spellStart"/>
+            <w:r>
+              <w:rPr>
+                <w:rFonts w:ascii="Arial" w:eastAsia="Arial" w:hAnsi="Arial" w:cs="Arial"/>
+                <w:sz w:val="20"/>
+                <w:szCs w:val="20"/>
+              </w:rPr>
+              <w:t>пк</w:t>
+            </w:r>
+            <w:proofErr w:type="spellEnd"/>
+            <w:r>
+              <w:rPr>
+                <w:rFonts w:ascii="Arial" w:eastAsia="Arial" w:hAnsi="Arial" w:cs="Arial"/>
+                <w:sz w:val="20"/>
+                <w:szCs w:val="20"/>
+              </w:rPr>
+              <w:t xml:space="preserve"> с необходимым ПО.</w:t>
+            </w:r>
+          </w:p>
+          <w:p>
+            <w:pPr>
+              <w:spacing w:after="0" w:line="259" w:lineRule="auto"/>
+              <w:ind w:left="0" w:firstLine="0"/>
+              <w:jc w:val="left"/>
+              <w:rPr>
+                <w:rFonts w:ascii="Arial" w:hAnsi="Arial" w:cs="Arial"/>
+                <w:sz w:val="20"/>
+                <w:szCs w:val="20"/>
+              </w:rPr>
+            </w:pPr>
+            <w:r>
+              <w:rPr>
+                <w:rFonts w:ascii="Arial" w:hAnsi="Arial" w:cs="Arial"/>
+                <w:sz w:val="20"/>
+                <w:szCs w:val="20"/>
+              </w:rPr>
+              <w:t>2. Участники команды должны уделять не менее 5 часов в неделю при наличии активных задач.</w:t>
+            </w:r>
+          </w:p>
+          <w:p>
+            <w:pPr>
+              <w:spacing w:after="0" w:line="259" w:lineRule="auto"/>
+              <w:ind w:left="0" w:firstLine="0"/>
+              <w:jc w:val="left"/>
+              <w:rPr>
+                <w:rFonts w:ascii="Arial" w:hAnsi="Arial" w:cs="Arial"/>
+                <w:sz w:val="20"/>
+                <w:szCs w:val="20"/>
+              </w:rPr>
+            </w:pPr>
+            <w:r>
+              <w:rPr>
+                <w:rFonts w:ascii="Arial" w:hAnsi="Arial" w:cs="Arial"/>
+                <w:sz w:val="20"/>
+                <w:szCs w:val="20"/>
+              </w:rPr>
+              <w:t xml:space="preserve">3. Участие в форуме «Цифровые инвестиции» не требует доп. взносов </w:t>
+            </w:r>
+            <w:proofErr w:type="spellStart"/>
+            <w:r>
+              <w:rPr>
+                <w:rFonts w:ascii="Arial" w:hAnsi="Arial" w:cs="Arial"/>
+                <w:sz w:val="20"/>
+                <w:szCs w:val="20"/>
+              </w:rPr>
+              <w:t>свех</w:t>
+            </w:r>
+            <w:proofErr w:type="spellEnd"/>
+            <w:r>
+              <w:rPr>
+                <w:rFonts w:ascii="Arial" w:hAnsi="Arial" w:cs="Arial"/>
+                <w:sz w:val="20"/>
+                <w:szCs w:val="20"/>
+              </w:rPr>
+              <w:t xml:space="preserve"> указанных в бюджете.</w:t>
+            </w:r>
+          </w:p>
+          <w:p>
+            <w:pPr>
+              <w:spacing w:after="0" w:line="259" w:lineRule="auto"/>
+              <w:ind w:left="0" w:firstLine="0"/>
+              <w:jc w:val="left"/>
+              <w:rPr>
+                <w:rFonts w:ascii="Arial" w:hAnsi="Arial" w:cs="Arial"/>
+                <w:sz w:val="20"/>
+                <w:szCs w:val="20"/>
+              </w:rPr>
+            </w:pPr>
+            <w:r>
+              <w:rPr>
+                <w:rFonts w:ascii="Arial" w:hAnsi="Arial" w:cs="Arial"/>
+                <w:sz w:val="20"/>
+                <w:szCs w:val="20"/>
+              </w:rPr>
+              <w:t xml:space="preserve">4. Все используемые в проекте </w:t>
+            </w:r>
+            <w:proofErr w:type="spellStart"/>
+            <w:r>
+              <w:rPr>
+                <w:rFonts w:ascii="Arial" w:hAnsi="Arial" w:cs="Arial"/>
+                <w:sz w:val="20"/>
+                <w:szCs w:val="20"/>
+              </w:rPr>
+              <w:t>ассеты</w:t>
+            </w:r>
+            <w:proofErr w:type="spellEnd"/>
+            <w:r>
+              <w:rPr>
+                <w:rFonts w:ascii="Arial" w:hAnsi="Arial" w:cs="Arial"/>
+                <w:sz w:val="20"/>
+                <w:szCs w:val="20"/>
+              </w:rPr>
+              <w:t xml:space="preserve"> и программные средства имеют бесплатные лицензии либо приобретаются в рамках бюджета, либо создаются участниками проекта.</w:t>
             </w:r>
           </w:p>
         </w:tc>
@@ -9777,16 +9659,7 @@
                 <w:i w:val="0"/>
                 <w:sz w:val="20"/>
               </w:rPr>
-              <w:t>2.1</w:t>
-            </w:r>
-            <w:r>
-              <w:rPr>
-                <w:rFonts w:ascii="Arial" w:eastAsia="Arial" w:hAnsi="Arial" w:cs="Arial"/>
-                <w:b/>
-                <w:i w:val="0"/>
-                <w:sz w:val="20"/>
-              </w:rPr>
-              <w:t xml:space="preserve"> Описание продукта:</w:t>
+              <w:t>2.1 Описание продукта:</w:t>
             </w:r>
             <w:r>
               <w:rPr>
@@ -9890,14 +9763,7 @@
                 <w:rFonts w:ascii="Arial" w:eastAsia="Arial" w:hAnsi="Arial" w:cs="Arial"/>
                 <w:sz w:val="20"/>
               </w:rPr>
-              <w:t>Т</w:t>
-            </w:r>
-            <w:r>
-              <w:rPr>
-                <w:rFonts w:ascii="Arial" w:eastAsia="Arial" w:hAnsi="Arial" w:cs="Arial"/>
-                <w:sz w:val="20"/>
-              </w:rPr>
-              <w:t xml:space="preserve">ребования к продукту: </w:t>
+              <w:t xml:space="preserve">Требования к продукту: </w:t>
             </w:r>
           </w:p>
           <w:p>
@@ -9915,21 +9781,7 @@
                 <w:rFonts w:ascii="Arial" w:eastAsia="Arial" w:hAnsi="Arial" w:cs="Arial"/>
                 <w:sz w:val="20"/>
               </w:rPr>
-              <w:t xml:space="preserve">1.  </w:t>
-            </w:r>
-            <w:r>
-              <w:rPr>
-                <w:rFonts w:ascii="Arial" w:eastAsia="Arial" w:hAnsi="Arial" w:cs="Arial"/>
-                <w:sz w:val="20"/>
-              </w:rPr>
-              <w:t>Игра позволяет пользователю</w:t>
-            </w:r>
-            <w:r>
-              <w:rPr>
-                <w:rFonts w:ascii="Arial" w:eastAsia="Arial" w:hAnsi="Arial" w:cs="Arial"/>
-                <w:sz w:val="20"/>
-              </w:rPr>
-              <w:t xml:space="preserve"> управлять упрощенной моделью АЭС.</w:t>
+              <w:t>1.  Игра позволяет пользователю управлять упрощенной моделью АЭС.</w:t>
             </w:r>
           </w:p>
           <w:p>
@@ -9994,16 +9846,7 @@
                 <w:i w:val="0"/>
                 <w:sz w:val="20"/>
               </w:rPr>
-              <w:t xml:space="preserve">2.2 </w:t>
-            </w:r>
-            <w:r>
-              <w:rPr>
-                <w:rFonts w:ascii="Arial" w:eastAsia="Arial" w:hAnsi="Arial" w:cs="Arial"/>
-                <w:b/>
-                <w:i w:val="0"/>
-                <w:sz w:val="20"/>
-              </w:rPr>
-              <w:t>Аналоги продукта:</w:t>
+              <w:t>2.2 Аналоги продукта:</w:t>
             </w:r>
             <w:r>
               <w:rPr>
@@ -10048,6 +9891,7 @@
                 <w:sz w:val="20"/>
                 <w:lang w:val="en-US"/>
               </w:rPr>
+              <w:lastRenderedPageBreak/>
               <w:t>Nucleares</w:t>
             </w:r>
             <w:proofErr w:type="spellEnd"/>
@@ -10241,7 +10085,6 @@
                 <w:i w:val="0"/>
                 <w:sz w:val="20"/>
               </w:rPr>
-              <w:lastRenderedPageBreak/>
               <w:t>2.3 Ссылки на спецификации продукта</w:t>
             </w:r>
             <w:r>
@@ -10519,23 +10362,7 @@
                 <w:sz w:val="20"/>
                 <w:szCs w:val="20"/>
               </w:rPr>
-              <w:t xml:space="preserve">Продукт должен предоставлять возможность управлять </w:t>
-            </w:r>
-            <w:r>
-              <w:rPr>
-                <w:rFonts w:ascii="Arial" w:eastAsia="Arial" w:hAnsi="Arial" w:cs="Arial"/>
-                <w:sz w:val="20"/>
-                <w:szCs w:val="20"/>
-              </w:rPr>
-              <w:t>реактором (3 - 4 видов)</w:t>
-            </w:r>
-            <w:r>
-              <w:rPr>
-                <w:rFonts w:ascii="Arial" w:eastAsia="Arial" w:hAnsi="Arial" w:cs="Arial"/>
-                <w:sz w:val="20"/>
-                <w:szCs w:val="20"/>
-              </w:rPr>
-              <w:t>.</w:t>
+              <w:t>Продукт должен предоставлять возможность управлять реактором (3 - 4 видов).</w:t>
             </w:r>
           </w:p>
           <w:p>
@@ -10558,55 +10385,7 @@
                 <w:sz w:val="20"/>
                 <w:szCs w:val="20"/>
               </w:rPr>
-              <w:t>Продукт должен предоставлять игроку</w:t>
-            </w:r>
-            <w:r>
-              <w:rPr>
-                <w:rFonts w:ascii="Arial" w:eastAsia="Arial" w:hAnsi="Arial" w:cs="Arial"/>
-                <w:sz w:val="20"/>
-                <w:szCs w:val="20"/>
-              </w:rPr>
-              <w:t xml:space="preserve"> </w:t>
-            </w:r>
-            <w:r>
-              <w:rPr>
-                <w:rFonts w:ascii="Arial" w:eastAsia="Arial" w:hAnsi="Arial" w:cs="Arial"/>
-                <w:sz w:val="20"/>
-                <w:szCs w:val="20"/>
-              </w:rPr>
-              <w:t xml:space="preserve">набор </w:t>
-            </w:r>
-            <w:r>
-              <w:rPr>
-                <w:rFonts w:ascii="Arial" w:eastAsia="Arial" w:hAnsi="Arial" w:cs="Arial"/>
-                <w:sz w:val="20"/>
-                <w:szCs w:val="20"/>
-              </w:rPr>
-              <w:t>доп. предметов</w:t>
-            </w:r>
-            <w:r>
-              <w:rPr>
-                <w:rFonts w:ascii="Arial" w:eastAsia="Arial" w:hAnsi="Arial" w:cs="Arial"/>
-                <w:sz w:val="20"/>
-                <w:szCs w:val="20"/>
-              </w:rPr>
-              <w:t xml:space="preserve"> и снаряжения (не менее 5 </w:t>
-            </w:r>
-            <w:r>
-              <w:rPr>
-                <w:rFonts w:ascii="Arial" w:eastAsia="Arial" w:hAnsi="Arial" w:cs="Arial"/>
-                <w:sz w:val="20"/>
-                <w:szCs w:val="20"/>
-              </w:rPr>
-              <w:t>предметов</w:t>
-            </w:r>
-            <w:r>
-              <w:rPr>
-                <w:rFonts w:ascii="Arial" w:eastAsia="Arial" w:hAnsi="Arial" w:cs="Arial"/>
-                <w:sz w:val="20"/>
-                <w:szCs w:val="20"/>
-              </w:rPr>
-              <w:t>)</w:t>
+              <w:t>Продукт должен предоставлять игроку набор доп. предметов и снаряжения (не менее 5 предметов)</w:t>
             </w:r>
             <w:r>
               <w:rPr>
@@ -10637,7 +10416,7 @@
                 <w:sz w:val="20"/>
                 <w:szCs w:val="20"/>
               </w:rPr>
-              <w:t xml:space="preserve">4.         </w:t>
+              <w:t xml:space="preserve">4.         Продукт должен содержать не менее 3 уникальных </w:t>
             </w:r>
             <w:r>
               <w:rPr>
@@ -10645,7 +10424,7 @@
                 <w:sz w:val="20"/>
                 <w:szCs w:val="20"/>
               </w:rPr>
-              <w:t>Продукт должен содержать не менее 3 уникальных уровней (локаций).</w:t>
+              <w:t>карт.</w:t>
             </w:r>
           </w:p>
           <w:p>
@@ -10742,14 +10521,7 @@
                 <w:rFonts w:ascii="Arial" w:eastAsia="Arial" w:hAnsi="Arial" w:cs="Arial"/>
                 <w:sz w:val="20"/>
               </w:rPr>
-              <w:t>3D-</w:t>
-            </w:r>
-            <w:r>
-              <w:rPr>
-                <w:rFonts w:ascii="Arial" w:eastAsia="Arial" w:hAnsi="Arial" w:cs="Arial"/>
-                <w:sz w:val="20"/>
-              </w:rPr>
-              <w:t>модели предметов</w:t>
+              <w:t>3D-модели предметов</w:t>
             </w:r>
             <w:r>
               <w:rPr>
@@ -10836,16 +10608,7 @@
                 <w:i w:val="0"/>
                 <w:sz w:val="20"/>
               </w:rPr>
-              <w:t xml:space="preserve">2.4 </w:t>
-            </w:r>
-            <w:r>
-              <w:rPr>
-                <w:rFonts w:ascii="Arial" w:eastAsia="Arial" w:hAnsi="Arial" w:cs="Arial"/>
-                <w:b/>
-                <w:i w:val="0"/>
-                <w:sz w:val="20"/>
-              </w:rPr>
-              <w:t xml:space="preserve">Поставки проекта </w:t>
+              <w:t xml:space="preserve">2.4 Поставки проекта </w:t>
             </w:r>
           </w:p>
         </w:tc>
@@ -11004,6 +10767,7 @@
                 <w:i w:val="0"/>
                 <w:sz w:val="22"/>
               </w:rPr>
+              <w:lastRenderedPageBreak/>
               <w:t>Дистрибутив</w:t>
             </w:r>
             <w:r>
@@ -11121,7 +10885,14 @@
                 <w:rFonts w:ascii="Arial" w:eastAsia="Arial" w:hAnsi="Arial" w:cs="Arial"/>
                 <w:sz w:val="20"/>
               </w:rPr>
-              <w:t xml:space="preserve"> локацию</w:t>
+              <w:t xml:space="preserve"> </w:t>
+            </w:r>
+            <w:r>
+              <w:rPr>
+                <w:rFonts w:ascii="Arial" w:eastAsia="Arial" w:hAnsi="Arial" w:cs="Arial"/>
+                <w:sz w:val="20"/>
+              </w:rPr>
+              <w:t>карту и тип реактора</w:t>
             </w:r>
             <w:r>
               <w:rPr>
@@ -11192,17 +10963,8 @@
                 <w:rFonts w:ascii="Arial" w:eastAsia="Arial" w:hAnsi="Arial" w:cs="Arial"/>
                 <w:sz w:val="20"/>
               </w:rPr>
-              <w:t xml:space="preserve"> сохранять прогресс и </w:t>
-            </w:r>
-            <w:proofErr w:type="gramStart"/>
-            <w:r>
-              <w:rPr>
-                <w:rFonts w:ascii="Arial" w:eastAsia="Arial" w:hAnsi="Arial" w:cs="Arial"/>
-                <w:sz w:val="20"/>
-              </w:rPr>
-              <w:t>загружать  его</w:t>
-            </w:r>
-            <w:proofErr w:type="gramEnd"/>
+              <w:t xml:space="preserve"> сохранять прогресс и загружать его</w:t>
+            </w:r>
             <w:r>
               <w:rPr>
                 <w:rFonts w:ascii="Arial" w:eastAsia="Arial" w:hAnsi="Arial" w:cs="Arial"/>
@@ -11346,7 +11108,6 @@
                 <w:rFonts w:ascii="Arial" w:eastAsia="Arial" w:hAnsi="Arial" w:cs="Arial"/>
                 <w:sz w:val="20"/>
               </w:rPr>
-              <w:lastRenderedPageBreak/>
               <w:t xml:space="preserve">Руководство </w:t>
             </w:r>
           </w:p>
@@ -11970,16 +11731,15 @@
                 <w:i w:val="0"/>
                 <w:sz w:val="22"/>
               </w:rPr>
-              <w:t>Добавлена возможность игры в кооперативе (</w:t>
-            </w:r>
-            <w:proofErr w:type="gramStart"/>
+              <w:t>Добавлена возможность игры в кооперативе (2</w:t>
+            </w:r>
             <w:r>
               <w:rPr>
                 <w:rFonts w:ascii="Consolas" w:eastAsiaTheme="minorEastAsia" w:hAnsi="Consolas" w:cs="Consolas"/>
                 <w:i w:val="0"/>
                 <w:sz w:val="22"/>
               </w:rPr>
-              <w:t>2</w:t>
+              <w:t xml:space="preserve"> и более</w:t>
             </w:r>
             <w:r>
               <w:rPr>
@@ -11987,16 +11747,15 @@
                 <w:i w:val="0"/>
                 <w:sz w:val="22"/>
               </w:rPr>
-              <w:t xml:space="preserve">  и</w:t>
-            </w:r>
-            <w:proofErr w:type="gramEnd"/>
+              <w:t xml:space="preserve"> игрока </w:t>
+            </w:r>
             <w:r>
               <w:rPr>
                 <w:rFonts w:ascii="Consolas" w:eastAsiaTheme="minorEastAsia" w:hAnsi="Consolas" w:cs="Consolas"/>
                 <w:i w:val="0"/>
                 <w:sz w:val="22"/>
               </w:rPr>
-              <w:t xml:space="preserve"> более</w:t>
+              <w:t>по сети</w:t>
             </w:r>
             <w:r>
               <w:rPr>
@@ -12004,7 +11763,7 @@
                 <w:i w:val="0"/>
                 <w:sz w:val="22"/>
               </w:rPr>
-              <w:t xml:space="preserve"> игрока по локальной сети);</w:t>
+              <w:t>);</w:t>
             </w:r>
           </w:p>
           <w:p>
@@ -12228,6 +11987,7 @@
           <w:i w:val="0"/>
           <w:sz w:val="22"/>
         </w:rPr>
+        <w:lastRenderedPageBreak/>
         <w:t xml:space="preserve"> </w:t>
       </w:r>
     </w:p>
@@ -12376,7 +12136,6 @@
                 <w:color w:val="FFFFFF"/>
                 <w:sz w:val="26"/>
               </w:rPr>
-              <w:lastRenderedPageBreak/>
               <w:t xml:space="preserve">3.  Подход к управлению проектом </w:t>
             </w:r>
             <w:r>
@@ -12420,16 +12179,7 @@
                 <w:i w:val="0"/>
                 <w:sz w:val="20"/>
               </w:rPr>
-              <w:t>3.1</w:t>
-            </w:r>
-            <w:r>
-              <w:rPr>
-                <w:rFonts w:ascii="Arial" w:eastAsia="Arial" w:hAnsi="Arial" w:cs="Arial"/>
-                <w:b/>
-                <w:i w:val="0"/>
-                <w:sz w:val="20"/>
-              </w:rPr>
-              <w:t xml:space="preserve"> Используемые элементы плана управления проектом  </w:t>
+              <w:t xml:space="preserve">3.1 Используемые элементы плана управления проектом  </w:t>
             </w:r>
           </w:p>
         </w:tc>
@@ -12586,27 +12336,7 @@
                 <w:sz w:val="20"/>
                 <w:szCs w:val="20"/>
               </w:rPr>
-              <w:t xml:space="preserve">Руководитель команды (Team </w:t>
-            </w:r>
-            <w:proofErr w:type="spellStart"/>
-            <w:r>
-              <w:rPr>
-                <w:rFonts w:ascii="Arial" w:eastAsiaTheme="minorEastAsia" w:hAnsi="Arial" w:cs="Arial"/>
-                <w:i w:val="0"/>
-                <w:sz w:val="20"/>
-                <w:szCs w:val="20"/>
-              </w:rPr>
-              <w:t>Lead</w:t>
-            </w:r>
-            <w:proofErr w:type="spellEnd"/>
-            <w:r>
-              <w:rPr>
-                <w:rFonts w:ascii="Arial" w:eastAsiaTheme="minorEastAsia" w:hAnsi="Arial" w:cs="Arial"/>
-                <w:i w:val="0"/>
-                <w:sz w:val="20"/>
-                <w:szCs w:val="20"/>
-              </w:rPr>
-              <w:t>)</w:t>
+              <w:t>Руководитель команды</w:t>
             </w:r>
           </w:p>
           <w:p>
@@ -12633,6 +12363,15 @@
               </w:rPr>
               <w:t>Программист / Разработчик</w:t>
             </w:r>
+            <w:r>
+              <w:rPr>
+                <w:rFonts w:ascii="Arial" w:eastAsiaTheme="minorEastAsia" w:hAnsi="Arial" w:cs="Arial"/>
+                <w:i w:val="0"/>
+                <w:sz w:val="20"/>
+                <w:szCs w:val="20"/>
+              </w:rPr>
+              <w:t xml:space="preserve"> – 1 человек</w:t>
+            </w:r>
           </w:p>
           <w:p>
             <w:pPr>
@@ -12658,6 +12397,15 @@
               </w:rPr>
               <w:t>2D/3D-дизайнер</w:t>
             </w:r>
+            <w:r>
+              <w:rPr>
+                <w:rFonts w:ascii="Arial" w:eastAsiaTheme="minorEastAsia" w:hAnsi="Arial" w:cs="Arial"/>
+                <w:i w:val="0"/>
+                <w:sz w:val="20"/>
+                <w:szCs w:val="20"/>
+              </w:rPr>
+              <w:t xml:space="preserve"> – 2 человека</w:t>
+            </w:r>
           </w:p>
           <w:p>
             <w:pPr>
@@ -12681,7 +12429,16 @@
                 <w:sz w:val="20"/>
                 <w:szCs w:val="20"/>
               </w:rPr>
-              <w:t>Звукорежиссёр / Композитор</w:t>
+              <w:t>Тестировщик</w:t>
+            </w:r>
+            <w:r>
+              <w:rPr>
+                <w:rFonts w:ascii="Arial" w:eastAsiaTheme="minorEastAsia" w:hAnsi="Arial" w:cs="Arial"/>
+                <w:i w:val="0"/>
+                <w:sz w:val="20"/>
+                <w:szCs w:val="20"/>
+              </w:rPr>
+              <w:t xml:space="preserve"> – 1 человек</w:t>
             </w:r>
           </w:p>
           <w:p>
@@ -12699,15 +12456,6 @@
                 <w:szCs w:val="20"/>
               </w:rPr>
             </w:pPr>
-            <w:r>
-              <w:rPr>
-                <w:rFonts w:ascii="Arial" w:eastAsiaTheme="minorEastAsia" w:hAnsi="Arial" w:cs="Arial"/>
-                <w:i w:val="0"/>
-                <w:sz w:val="20"/>
-                <w:szCs w:val="20"/>
-              </w:rPr>
-              <w:t>Тестировщик</w:t>
-            </w:r>
           </w:p>
           <w:p>
             <w:pPr>
@@ -12724,48 +12472,14 @@
                 <w:szCs w:val="20"/>
               </w:rPr>
             </w:pPr>
-          </w:p>
-          <w:p>
-            <w:pPr>
-              <w:autoSpaceDE w:val="0"/>
-              <w:autoSpaceDN w:val="0"/>
-              <w:adjustRightInd w:val="0"/>
-              <w:spacing w:after="0" w:line="240" w:lineRule="auto"/>
-              <w:ind w:left="0" w:firstLine="0"/>
-              <w:jc w:val="left"/>
+            <w:r>
               <w:rPr>
                 <w:rFonts w:ascii="Arial" w:eastAsiaTheme="minorEastAsia" w:hAnsi="Arial" w:cs="Arial"/>
                 <w:i w:val="0"/>
                 <w:sz w:val="20"/>
                 <w:szCs w:val="20"/>
               </w:rPr>
-            </w:pPr>
-            <w:r>
-              <w:rPr>
-                <w:rFonts w:ascii="Arial" w:eastAsiaTheme="minorEastAsia" w:hAnsi="Arial" w:cs="Arial"/>
-                <w:i w:val="0"/>
-                <w:sz w:val="20"/>
-                <w:szCs w:val="20"/>
-              </w:rPr>
-              <w:t>ИТОГО</w:t>
-            </w:r>
-            <w:r>
-              <w:rPr>
-                <w:rFonts w:ascii="Arial" w:eastAsiaTheme="minorEastAsia" w:hAnsi="Arial" w:cs="Arial"/>
-                <w:i w:val="0"/>
-                <w:sz w:val="20"/>
-                <w:szCs w:val="20"/>
-              </w:rPr>
-              <w:t xml:space="preserve">: </w:t>
-            </w:r>
-            <w:r>
-              <w:rPr>
-                <w:rFonts w:ascii="Arial" w:eastAsiaTheme="minorEastAsia" w:hAnsi="Arial" w:cs="Arial"/>
-                <w:i w:val="0"/>
-                <w:sz w:val="20"/>
-                <w:szCs w:val="20"/>
-              </w:rPr>
-              <w:t>5 человек</w:t>
+              <w:t>ИТОГО: 5 человек</w:t>
             </w:r>
           </w:p>
         </w:tc>
@@ -12950,7 +12664,7 @@
                 <w:sz w:val="20"/>
                 <w:szCs w:val="20"/>
               </w:rPr>
-              <w:t>Обмен файлами и документацией через облачное хранилище (Google Drive / Яндекс Диск);</w:t>
+              <w:t>Для встречи с инвесторами – Телемост (Яндекс)</w:t>
             </w:r>
           </w:p>
           <w:p>
@@ -12975,47 +12689,7 @@
                 <w:sz w:val="20"/>
                 <w:szCs w:val="20"/>
               </w:rPr>
-              <w:t xml:space="preserve">Код и игровые сборки хранятся в </w:t>
-            </w:r>
-            <w:proofErr w:type="spellStart"/>
-            <w:r>
-              <w:rPr>
-                <w:rFonts w:ascii="Arial" w:eastAsiaTheme="minorEastAsia" w:hAnsi="Arial" w:cs="Arial"/>
-                <w:i w:val="0"/>
-                <w:sz w:val="20"/>
-                <w:szCs w:val="20"/>
-              </w:rPr>
-              <w:t>git</w:t>
-            </w:r>
-            <w:proofErr w:type="spellEnd"/>
-            <w:r>
-              <w:rPr>
-                <w:rFonts w:ascii="Arial" w:eastAsiaTheme="minorEastAsia" w:hAnsi="Arial" w:cs="Arial"/>
-                <w:i w:val="0"/>
-                <w:sz w:val="20"/>
-                <w:szCs w:val="20"/>
-              </w:rPr>
-              <w:t>-репозитории (</w:t>
-            </w:r>
-            <w:proofErr w:type="spellStart"/>
-            <w:r>
-              <w:rPr>
-                <w:rFonts w:ascii="Arial" w:eastAsiaTheme="minorEastAsia" w:hAnsi="Arial" w:cs="Arial"/>
-                <w:i w:val="0"/>
-                <w:sz w:val="20"/>
-                <w:szCs w:val="20"/>
-              </w:rPr>
-              <w:t>GitHub</w:t>
-            </w:r>
-            <w:proofErr w:type="spellEnd"/>
-            <w:r>
-              <w:rPr>
-                <w:rFonts w:ascii="Arial" w:eastAsiaTheme="minorEastAsia" w:hAnsi="Arial" w:cs="Arial"/>
-                <w:i w:val="0"/>
-                <w:sz w:val="20"/>
-                <w:szCs w:val="20"/>
-              </w:rPr>
-              <w:t>);</w:t>
+              <w:t>Обмен файлами и документацией через облачное хранилище (Google Drive / Яндекс Диск);</w:t>
             </w:r>
           </w:p>
           <w:p>
@@ -13040,7 +12714,57 @@
                 <w:sz w:val="20"/>
                 <w:szCs w:val="20"/>
               </w:rPr>
-              <w:t>Отчётность перед куратором (преподавателем) — в письменном виде по электронной почте.</w:t>
+              <w:t xml:space="preserve">Код и игровые сборки хранятся в </w:t>
+            </w:r>
+            <w:proofErr w:type="spellStart"/>
+            <w:r>
+              <w:rPr>
+                <w:rFonts w:ascii="Arial" w:eastAsiaTheme="minorEastAsia" w:hAnsi="Arial" w:cs="Arial"/>
+                <w:i w:val="0"/>
+                <w:sz w:val="20"/>
+                <w:szCs w:val="20"/>
+              </w:rPr>
+              <w:t>git</w:t>
+            </w:r>
+            <w:proofErr w:type="spellEnd"/>
+            <w:r>
+              <w:rPr>
+                <w:rFonts w:ascii="Arial" w:eastAsiaTheme="minorEastAsia" w:hAnsi="Arial" w:cs="Arial"/>
+                <w:i w:val="0"/>
+                <w:sz w:val="20"/>
+                <w:szCs w:val="20"/>
+              </w:rPr>
+              <w:t>-репозитории (</w:t>
+            </w:r>
+            <w:proofErr w:type="spellStart"/>
+            <w:r>
+              <w:rPr>
+                <w:rFonts w:ascii="Arial" w:eastAsiaTheme="minorEastAsia" w:hAnsi="Arial" w:cs="Arial"/>
+                <w:i w:val="0"/>
+                <w:sz w:val="20"/>
+                <w:szCs w:val="20"/>
+              </w:rPr>
+              <w:t>Git</w:t>
+            </w:r>
+            <w:proofErr w:type="spellEnd"/>
+            <w:r>
+              <w:rPr>
+                <w:rFonts w:ascii="Arial" w:eastAsiaTheme="minorEastAsia" w:hAnsi="Arial" w:cs="Arial"/>
+                <w:i w:val="0"/>
+                <w:sz w:val="20"/>
+                <w:szCs w:val="20"/>
+                <w:lang w:val="en-US"/>
+              </w:rPr>
+              <w:t>Lab</w:t>
+            </w:r>
+            <w:r>
+              <w:rPr>
+                <w:rFonts w:ascii="Arial" w:eastAsiaTheme="minorEastAsia" w:hAnsi="Arial" w:cs="Arial"/>
+                <w:i w:val="0"/>
+                <w:sz w:val="20"/>
+                <w:szCs w:val="20"/>
+              </w:rPr>
+              <w:t>);</w:t>
             </w:r>
           </w:p>
           <w:p>
@@ -13058,25 +12782,14 @@
                 <w:szCs w:val="20"/>
               </w:rPr>
             </w:pPr>
-          </w:p>
-          <w:p>
-            <w:pPr>
-              <w:spacing w:after="74" w:line="259" w:lineRule="auto"/>
-              <w:ind w:left="2" w:firstLine="0"/>
-              <w:jc w:val="left"/>
-              <w:rPr>
-                <w:rFonts w:ascii="Arial" w:hAnsi="Arial" w:cs="Arial"/>
-                <w:sz w:val="20"/>
-                <w:szCs w:val="20"/>
-              </w:rPr>
-            </w:pPr>
-            <w:r>
-              <w:rPr>
-                <w:rFonts w:ascii="Arial" w:eastAsia="Arial" w:hAnsi="Arial" w:cs="Arial"/>
-                <w:sz w:val="20"/>
-                <w:szCs w:val="20"/>
-              </w:rPr>
-              <w:t xml:space="preserve">Список заинтересованных лиц проекта: </w:t>
+            <w:r>
+              <w:rPr>
+                <w:rFonts w:ascii="Arial" w:eastAsiaTheme="minorEastAsia" w:hAnsi="Arial" w:cs="Arial"/>
+                <w:i w:val="0"/>
+                <w:sz w:val="20"/>
+                <w:szCs w:val="20"/>
+              </w:rPr>
+              <w:t>Отчётность перед куратором (преподавателем) — в письменном виде по электронной почте.</w:t>
             </w:r>
           </w:p>
           <w:p>
@@ -13094,23 +12807,25 @@
                 <w:szCs w:val="20"/>
               </w:rPr>
             </w:pPr>
-            <w:r>
-              <w:rPr>
-                <w:rFonts w:ascii="Arial" w:eastAsiaTheme="minorEastAsia" w:hAnsi="Arial" w:cs="Arial"/>
-                <w:i w:val="0"/>
-                <w:sz w:val="20"/>
-                <w:szCs w:val="20"/>
-              </w:rPr>
-              <w:t xml:space="preserve">1. </w:t>
-            </w:r>
-            <w:r>
-              <w:rPr>
-                <w:rFonts w:ascii="Arial" w:eastAsiaTheme="minorEastAsia" w:hAnsi="Arial" w:cs="Arial"/>
-                <w:i w:val="0"/>
-                <w:sz w:val="20"/>
-                <w:szCs w:val="20"/>
-              </w:rPr>
-              <w:t>Организационный комитет форума «Цифровые инвестиции» (заказчик);</w:t>
+          </w:p>
+          <w:p>
+            <w:pPr>
+              <w:spacing w:after="74" w:line="259" w:lineRule="auto"/>
+              <w:ind w:left="2" w:firstLine="0"/>
+              <w:jc w:val="left"/>
+              <w:rPr>
+                <w:rFonts w:ascii="Arial" w:hAnsi="Arial" w:cs="Arial"/>
+                <w:sz w:val="20"/>
+                <w:szCs w:val="20"/>
+              </w:rPr>
+            </w:pPr>
+            <w:r>
+              <w:rPr>
+                <w:rFonts w:ascii="Arial" w:eastAsia="Arial" w:hAnsi="Arial" w:cs="Arial"/>
+                <w:sz w:val="20"/>
+                <w:szCs w:val="20"/>
+              </w:rPr>
+              <w:t xml:space="preserve">Список заинтересованных лиц проекта: </w:t>
             </w:r>
           </w:p>
           <w:p>
@@ -13128,6 +12843,24 @@
                 <w:szCs w:val="20"/>
               </w:rPr>
             </w:pPr>
+            <w:r>
+              <w:rPr>
+                <w:rFonts w:ascii="Arial" w:eastAsiaTheme="minorEastAsia" w:hAnsi="Arial" w:cs="Arial"/>
+                <w:i w:val="0"/>
+                <w:sz w:val="20"/>
+                <w:szCs w:val="20"/>
+              </w:rPr>
+              <w:t xml:space="preserve">1. </w:t>
+            </w:r>
+            <w:r>
+              <w:rPr>
+                <w:rFonts w:ascii="Arial" w:eastAsiaTheme="minorEastAsia" w:hAnsi="Arial" w:cs="Arial"/>
+                <w:i w:val="0"/>
+                <w:sz w:val="20"/>
+                <w:szCs w:val="20"/>
+              </w:rPr>
+              <w:t>Организационный комитет форума «Цифровые инвестиции» (заказчик);</w:t>
+            </w:r>
           </w:p>
           <w:p>
             <w:pPr>
@@ -13144,13 +12877,29 @@
                 <w:szCs w:val="20"/>
               </w:rPr>
             </w:pPr>
-            <w:r>
+          </w:p>
+          <w:p>
+            <w:pPr>
+              <w:autoSpaceDE w:val="0"/>
+              <w:autoSpaceDN w:val="0"/>
+              <w:adjustRightInd w:val="0"/>
+              <w:spacing w:after="0" w:line="240" w:lineRule="auto"/>
+              <w:ind w:left="0" w:firstLine="0"/>
+              <w:jc w:val="left"/>
               <w:rPr>
                 <w:rFonts w:ascii="Arial" w:eastAsiaTheme="minorEastAsia" w:hAnsi="Arial" w:cs="Arial"/>
                 <w:i w:val="0"/>
                 <w:sz w:val="20"/>
                 <w:szCs w:val="20"/>
               </w:rPr>
+            </w:pPr>
+            <w:r>
+              <w:rPr>
+                <w:rFonts w:ascii="Arial" w:eastAsiaTheme="minorEastAsia" w:hAnsi="Arial" w:cs="Arial"/>
+                <w:i w:val="0"/>
+                <w:sz w:val="20"/>
+                <w:szCs w:val="20"/>
+              </w:rPr>
               <w:t xml:space="preserve">2. </w:t>
             </w:r>
             <w:r>
@@ -13160,7 +12909,25 @@
                 <w:sz w:val="20"/>
                 <w:szCs w:val="20"/>
               </w:rPr>
-              <w:t>Куратор проекта (научный руководитель / преподаватель);</w:t>
+              <w:t>Куратор проект</w:t>
+            </w:r>
+            <w:r>
+              <w:rPr>
+                <w:rFonts w:ascii="Arial" w:eastAsiaTheme="minorEastAsia" w:hAnsi="Arial" w:cs="Arial"/>
+                <w:i w:val="0"/>
+                <w:sz w:val="20"/>
+                <w:szCs w:val="20"/>
+              </w:rPr>
+              <w:t>а</w:t>
+            </w:r>
+            <w:r>
+              <w:rPr>
+                <w:rFonts w:ascii="Arial" w:eastAsiaTheme="minorEastAsia" w:hAnsi="Arial" w:cs="Arial"/>
+                <w:i w:val="0"/>
+                <w:sz w:val="20"/>
+                <w:szCs w:val="20"/>
+              </w:rPr>
+              <w:t>;</w:t>
             </w:r>
           </w:p>
           <w:p>
@@ -13359,6 +13126,7 @@
                 <w:sz w:val="20"/>
                 <w:szCs w:val="20"/>
               </w:rPr>
+              <w:lastRenderedPageBreak/>
               <w:t xml:space="preserve">Риски проекта </w:t>
             </w:r>
           </w:p>
@@ -13416,16 +13184,7 @@
                 <w:sz w:val="20"/>
                 <w:szCs w:val="20"/>
               </w:rPr>
-              <w:t>1.</w:t>
-            </w:r>
-            <w:r>
-              <w:rPr>
-                <w:rFonts w:ascii="Arial" w:eastAsiaTheme="minorEastAsia" w:hAnsi="Arial" w:cs="Arial"/>
-                <w:i w:val="0"/>
-                <w:sz w:val="20"/>
-                <w:szCs w:val="20"/>
-              </w:rPr>
-              <w:t>Изменение сроков разработки из-за совмещения с учебой</w:t>
+              <w:t>1.Изменение сроков разработки из-за совмещения с учебой</w:t>
             </w:r>
           </w:p>
           <w:p>
@@ -13483,16 +13242,7 @@
                 <w:sz w:val="20"/>
                 <w:szCs w:val="20"/>
               </w:rPr>
-              <w:t xml:space="preserve">3. </w:t>
-            </w:r>
-            <w:r>
-              <w:rPr>
-                <w:rFonts w:ascii="Arial" w:eastAsiaTheme="minorEastAsia" w:hAnsi="Arial" w:cs="Arial"/>
-                <w:i w:val="0"/>
-                <w:sz w:val="20"/>
-                <w:szCs w:val="20"/>
-              </w:rPr>
-              <w:t>Уход члена команды из проекта</w:t>
+              <w:t>3. Уход члена команды из проекта</w:t>
             </w:r>
           </w:p>
           <w:p>
@@ -13614,36 +13364,7 @@
                 <w:sz w:val="20"/>
                 <w:szCs w:val="20"/>
               </w:rPr>
-              <w:t xml:space="preserve">Лицензия на игровой </w:t>
-            </w:r>
-            <w:proofErr w:type="gramStart"/>
-            <w:r>
-              <w:rPr>
-                <w:rFonts w:ascii="Arial" w:eastAsiaTheme="minorEastAsia" w:hAnsi="Arial" w:cs="Arial"/>
-                <w:i w:val="0"/>
-                <w:sz w:val="20"/>
-                <w:szCs w:val="20"/>
-              </w:rPr>
-              <w:t>движок</w:t>
-            </w:r>
-            <w:proofErr w:type="gramEnd"/>
-            <w:r>
-              <w:rPr>
-                <w:rFonts w:ascii="Arial" w:eastAsiaTheme="minorEastAsia" w:hAnsi="Arial" w:cs="Arial"/>
-                <w:i w:val="0"/>
-                <w:sz w:val="20"/>
-                <w:szCs w:val="20"/>
-              </w:rPr>
-              <w:t xml:space="preserve"> </w:t>
-            </w:r>
-            <w:r>
-              <w:rPr>
-                <w:rFonts w:ascii="Arial" w:eastAsiaTheme="minorEastAsia" w:hAnsi="Arial" w:cs="Arial"/>
-                <w:i w:val="0"/>
-                <w:sz w:val="20"/>
-                <w:szCs w:val="20"/>
-              </w:rPr>
-              <w:t>Не требуется</w:t>
+              <w:t>Лицензия на игровой движок Не требуется</w:t>
             </w:r>
           </w:p>
           <w:p>
@@ -13668,16 +13389,7 @@
                 <w:sz w:val="20"/>
                 <w:szCs w:val="20"/>
               </w:rPr>
-              <w:t xml:space="preserve">Лицензия на графический </w:t>
-            </w:r>
-            <w:r>
-              <w:rPr>
-                <w:rFonts w:ascii="Arial" w:eastAsiaTheme="minorEastAsia" w:hAnsi="Arial" w:cs="Arial"/>
-                <w:i w:val="0"/>
-                <w:sz w:val="20"/>
-                <w:szCs w:val="20"/>
-              </w:rPr>
-              <w:t>редактор.</w:t>
+              <w:t>Лицензия на графический редактор.</w:t>
             </w:r>
             <w:r>
               <w:rPr>
@@ -13732,19 +13444,8 @@
                 <w:sz w:val="20"/>
                 <w:szCs w:val="20"/>
               </w:rPr>
-              <w:t xml:space="preserve"> и </w:t>
-            </w:r>
-            <w:proofErr w:type="gramStart"/>
-            <w:r>
-              <w:rPr>
-                <w:rFonts w:ascii="Arial" w:eastAsiaTheme="minorEastAsia" w:hAnsi="Arial" w:cs="Arial"/>
-                <w:i w:val="0"/>
-                <w:sz w:val="20"/>
-                <w:szCs w:val="20"/>
-              </w:rPr>
-              <w:t>звуки</w:t>
-            </w:r>
-            <w:proofErr w:type="gramEnd"/>
+              <w:t xml:space="preserve"> и звуки</w:t>
+            </w:r>
             <w:r>
               <w:rPr>
                 <w:rFonts w:ascii="Arial" w:eastAsiaTheme="minorEastAsia" w:hAnsi="Arial" w:cs="Arial"/>
@@ -13819,7 +13520,6 @@
                 <w:sz w:val="20"/>
                 <w:szCs w:val="20"/>
               </w:rPr>
-              <w:lastRenderedPageBreak/>
               <w:t xml:space="preserve">Управление конфигурациями </w:t>
             </w:r>
           </w:p>
@@ -13898,25 +13598,7 @@
                 <w:sz w:val="20"/>
                 <w:szCs w:val="20"/>
               </w:rPr>
-              <w:t>Версия 1.0 (</w:t>
-            </w:r>
-            <w:r>
-              <w:rPr>
-                <w:rFonts w:ascii="Arial" w:eastAsiaTheme="minorEastAsia" w:hAnsi="Arial" w:cs="Arial"/>
-                <w:i w:val="0"/>
-                <w:sz w:val="20"/>
-                <w:szCs w:val="20"/>
-              </w:rPr>
-              <w:t>демоверсия</w:t>
-            </w:r>
-            <w:r>
-              <w:rPr>
-                <w:rFonts w:ascii="Arial" w:eastAsiaTheme="minorEastAsia" w:hAnsi="Arial" w:cs="Arial"/>
-                <w:i w:val="0"/>
-                <w:sz w:val="20"/>
-                <w:szCs w:val="20"/>
-              </w:rPr>
-              <w:t>)</w:t>
+              <w:t>Версия 1.0 (демоверсия)</w:t>
             </w:r>
           </w:p>
           <w:p>
@@ -14183,17 +13865,7 @@
                 <w:sz w:val="20"/>
                 <w:szCs w:val="20"/>
               </w:rPr>
-              <w:t>Изменен</w:t>
-            </w:r>
-            <w:r>
-              <w:rPr>
-                <w:rFonts w:ascii="Arial" w:eastAsia="Arial" w:hAnsi="Arial" w:cs="Arial"/>
-                <w:b/>
-                <w:i w:val="0"/>
-                <w:sz w:val="20"/>
-                <w:szCs w:val="20"/>
-              </w:rPr>
-              <w:t xml:space="preserve">ия в проекте </w:t>
+              <w:t xml:space="preserve">Изменения в проекте </w:t>
             </w:r>
           </w:p>
         </w:tc>
@@ -14473,6 +14145,7 @@
                 <w:rFonts w:ascii="Arial" w:eastAsia="Arial" w:hAnsi="Arial" w:cs="Arial"/>
                 <w:sz w:val="20"/>
               </w:rPr>
+              <w:lastRenderedPageBreak/>
               <w:t xml:space="preserve">Иерархическая структура работ </w:t>
             </w:r>
           </w:p>
